--- a/docs/downloads/البشير-بالخلاص-في-المسيح-1887/تم/doc_0664.docx
+++ b/docs/downloads/البشير-بالخلاص-في-المسيح-1887/تم/doc_0664.docx
@@ -8,88 +8,34 @@
         <w:jc w:val="both"/>
         <w:rPr>
           <w:rtl/>
+          <w:lang w:bidi="ar-SA"/>
+        </w:rPr>
+      </w:pPr>
+      <w:hyperlink r:id="rId7" w:history="1">
+        <w:r>
+          <w:rPr>
+            <w:rStyle w:val="Hyperlink"/>
+            <w:rtl/>
+            <w:lang w:bidi="ar-SA"/>
+          </w:rPr>
+          <w:t>دافع وغاية غسل الأرجل</w:t>
+        </w:r>
+      </w:hyperlink>
+    </w:p>
+    <w:p>
+      <w:pPr>
+        <w:jc w:val="both"/>
+        <w:rPr>
           <w:lang w:bidi="ar-LB"/>
         </w:rPr>
       </w:pPr>
       <w:r>
         <w:rPr>
+          <w:rFonts w:hint="cs"/>
           <w:rtl/>
           <w:lang w:bidi="ar-LB"/>
         </w:rPr>
-        <w:fldChar w:fldCharType="begin"/>
-      </w:r>
-      <w:r>
-        <w:rPr>
-          <w:rtl/>
-          <w:lang w:bidi="ar-LB"/>
-        </w:rPr>
-        <w:instrText xml:space="preserve"> </w:instrText>
-      </w:r>
-      <w:r>
-        <w:rPr>
-          <w:rFonts w:hint="cs"/>
-          <w:lang w:bidi="ar-LB"/>
-        </w:rPr>
-        <w:instrText>HYPERLINK</w:instrText>
-      </w:r>
-      <w:r>
-        <w:rPr>
-          <w:rFonts w:hint="cs"/>
-          <w:rtl/>
-          <w:lang w:bidi="ar-LB"/>
-        </w:rPr>
-        <w:instrText xml:space="preserve"> "</w:instrText>
-      </w:r>
-      <w:r>
-        <w:rPr>
-          <w:rFonts w:hint="cs"/>
-          <w:lang w:bidi="ar-LB"/>
-        </w:rPr>
-        <w:instrText>https://www.bibelkommentare.de/kommentare/k-4765/botschafter-des-heils-in-christo-1887/gemeinschaft</w:instrText>
-      </w:r>
-      <w:r>
-        <w:rPr>
-          <w:rFonts w:hint="cs"/>
-          <w:rtl/>
-          <w:lang w:bidi="ar-LB"/>
-        </w:rPr>
-        <w:instrText>"</w:instrText>
-      </w:r>
-      <w:r>
-        <w:rPr>
-          <w:rtl/>
-          <w:lang w:bidi="ar-LB"/>
-        </w:rPr>
-        <w:instrText xml:space="preserve"> </w:instrText>
-      </w:r>
-      <w:r>
-        <w:rPr>
-          <w:rtl/>
-          <w:lang w:bidi="ar-LB"/>
-        </w:rPr>
-      </w:r>
-      <w:r>
-        <w:rPr>
-          <w:rtl/>
-          <w:lang w:bidi="ar-LB"/>
-        </w:rPr>
-        <w:fldChar w:fldCharType="separate"/>
-      </w:r>
-      <w:r>
-        <w:rPr>
-          <w:rStyle w:val="Hyperlink"/>
-          <w:rFonts w:hint="cs"/>
-          <w:rtl/>
-          <w:lang w:bidi="ar-LB"/>
-        </w:rPr>
-        <w:t>الشركة</w:t>
-      </w:r>
-      <w:r>
-        <w:rPr>
-          <w:rtl/>
-          <w:lang w:bidi="ar-LB"/>
-        </w:rPr>
-        <w:fldChar w:fldCharType="end"/>
+        <w:t>البشير بالخلاص في المسيح 1887</w:t>
       </w:r>
     </w:p>
     <w:p>
@@ -98,16 +44,86 @@
         <w:jc w:val="both"/>
         <w:rPr>
           <w:rtl/>
-          <w:lang w:bidi="ar-LB"/>
+          <w:lang w:bidi="ar-SA"/>
         </w:rPr>
       </w:pPr>
       <w:r>
         <w:rPr>
           <w:rFonts w:hint="cs"/>
           <w:rtl/>
-          <w:lang w:bidi="ar-LB"/>
-        </w:rPr>
-        <w:t>ما هو</w:t>
+          <w:lang w:bidi="ar-SA"/>
+        </w:rPr>
+        <w:t>يحرضنا الرب بأن نغسل أرجل بعضنا البعض على مثال ما تركه لنا. إنها في حد ذاتها خدمة مفرحة مباركة إن قمنا بها بالطريقة الصحيحة؛ كما قال الرب بنفسه: "</w:t>
+      </w:r>
+      <w:r>
+        <w:rPr>
+          <w:rtl/>
+          <w:lang w:bidi="ar-SA"/>
+        </w:rPr>
+        <w:t>فَطُوبَاكُمْ إِنْ عَمِلْتُمُوهُ</w:t>
+      </w:r>
+      <w:r>
+        <w:rPr>
+          <w:rFonts w:hint="cs"/>
+          <w:rtl/>
+          <w:lang w:bidi="ar-SA"/>
+        </w:rPr>
+        <w:t>" لكن لكي يكون باستطاعتنا أن نقوم بهذه الخدمة بحسب أفكار ربنا وسيدنا ولخير النفوس، من الضروري بأن ننقاد بذات الدوافع والغاية التي اقتادت الرب بذاته في هذا الأمر. كل ما قد فعله لخاصته ولا زال يعمله، "</w:t>
+      </w:r>
+      <w:r>
+        <w:rPr>
+          <w:rtl/>
+          <w:lang w:bidi="ar-SA"/>
+        </w:rPr>
+        <w:t>إِذْ كَانَ قَدْ أَحَبَّ خَاصَّتَهُ الَّذِينَ فِي الْعَالَمِ، أَحَبَّهُمْ إِلَى الْمُنْتَهَى.</w:t>
+      </w:r>
+      <w:r>
+        <w:rPr>
+          <w:rFonts w:hint="cs"/>
+          <w:rtl/>
+          <w:lang w:bidi="ar-SA"/>
+        </w:rPr>
+        <w:t xml:space="preserve">" إنها المحبة وحدها التي اقتاده ليمضي إلى الموت لأجلنا، إذ ونحن </w:t>
+      </w:r>
+      <w:r>
+        <w:rPr>
+          <w:rFonts w:hint="cs"/>
+          <w:rtl/>
+          <w:lang w:bidi="ar-SA"/>
+        </w:rPr>
+        <w:t>بعد</w:t>
+      </w:r>
+      <w:r>
+        <w:rPr>
+          <w:rFonts w:hint="cs"/>
+          <w:rtl/>
+          <w:lang w:bidi="ar-SA"/>
+        </w:rPr>
+        <w:t xml:space="preserve"> خطاة وأعداء؛ ولا شيء يحرّكه الآن إلا المحبة وحدها في أن يغسل أرجلنا. كم كانت المسافة بعيدة بينه وبيننا في حالتنا الطبيعية! </w:t>
+      </w:r>
+      <w:r>
+        <w:rPr>
+          <w:rFonts w:hint="cs"/>
+          <w:rtl/>
+          <w:lang w:bidi="ar-SA"/>
+        </w:rPr>
+        <w:t>لقد كنا خطاة ودنسين؛ فهو كان القدوس الطاهر. نحن أبغضناه؛ وهو واجه بغضتنا بمحبة كانت أقوى من الموت وقد أكملت عملاً يطهرنا من كل خطايانا وأفعالنا الشريرة. هو بنفسه قال: "</w:t>
+      </w:r>
+      <w:r>
+        <w:rPr>
+          <w:rFonts w:ascii="Arial" w:hAnsi="Arial" w:cs="Arial" w:hint="cs"/>
+          <w:rtl/>
+          <w:lang w:bidi="ar-SA"/>
+        </w:rPr>
+        <w:t>​</w:t>
+      </w:r>
+      <w:r>
+        <w:rPr>
+          <w:rFonts w:hint="cs"/>
+          <w:rtl/>
+          <w:lang w:bidi="ar-SA"/>
+        </w:rPr>
+        <w:t>لَيْسَ</w:t>
       </w:r>
       <w:r>
         <w:rPr>
@@ -118,18 +134,340 @@
       </w:r>
       <w:r>
         <w:rPr>
-          <w:rtl/>
-          <w:lang w:bidi="ar-LB"/>
-        </w:rPr>
-        <w:t>على الأغلب</w:t>
-      </w:r>
-      <w:r>
-        <w:rPr>
-          <w:rFonts w:hint="cs"/>
-          <w:rtl/>
-          <w:lang w:bidi="ar-LB"/>
-        </w:rPr>
-        <w:t xml:space="preserve"> الشيء الذي يشجّع شركة المؤمنين بين بعضهم البعض؟ إنها الشركة الشخصية، الباطنية والخفية بملء المسيح.</w:t>
+          <w:rFonts w:hint="cs"/>
+          <w:rtl/>
+          <w:lang w:bidi="ar-SA"/>
+        </w:rPr>
+        <w:t>لأَحَدٍ</w:t>
+      </w:r>
+      <w:r>
+        <w:rPr>
+          <w:rtl/>
+          <w:lang w:bidi="ar-SA"/>
+        </w:rPr>
+        <w:t xml:space="preserve"> </w:t>
+      </w:r>
+      <w:r>
+        <w:rPr>
+          <w:rFonts w:hint="cs"/>
+          <w:rtl/>
+          <w:lang w:bidi="ar-SA"/>
+        </w:rPr>
+        <w:t>حُبٌّ</w:t>
+      </w:r>
+      <w:r>
+        <w:rPr>
+          <w:rtl/>
+          <w:lang w:bidi="ar-SA"/>
+        </w:rPr>
+        <w:t xml:space="preserve"> </w:t>
+      </w:r>
+      <w:r>
+        <w:rPr>
+          <w:rFonts w:hint="cs"/>
+          <w:rtl/>
+          <w:lang w:bidi="ar-SA"/>
+        </w:rPr>
+        <w:t>أَعْظَمُ</w:t>
+      </w:r>
+      <w:r>
+        <w:rPr>
+          <w:rtl/>
+          <w:lang w:bidi="ar-SA"/>
+        </w:rPr>
+        <w:t xml:space="preserve"> </w:t>
+      </w:r>
+      <w:r>
+        <w:rPr>
+          <w:rFonts w:hint="cs"/>
+          <w:rtl/>
+          <w:lang w:bidi="ar-SA"/>
+        </w:rPr>
+        <w:t>مِنْ</w:t>
+      </w:r>
+      <w:r>
+        <w:rPr>
+          <w:rtl/>
+          <w:lang w:bidi="ar-SA"/>
+        </w:rPr>
+        <w:t xml:space="preserve"> </w:t>
+      </w:r>
+      <w:r>
+        <w:rPr>
+          <w:rFonts w:hint="cs"/>
+          <w:rtl/>
+          <w:lang w:bidi="ar-SA"/>
+        </w:rPr>
+        <w:t>هذَا</w:t>
+      </w:r>
+      <w:r>
+        <w:rPr>
+          <w:rtl/>
+          <w:lang w:bidi="ar-SA"/>
+        </w:rPr>
+        <w:t xml:space="preserve">: </w:t>
+      </w:r>
+      <w:r>
+        <w:rPr>
+          <w:rFonts w:hint="cs"/>
+          <w:rtl/>
+          <w:lang w:bidi="ar-SA"/>
+        </w:rPr>
+        <w:t>أَنْ</w:t>
+      </w:r>
+      <w:r>
+        <w:rPr>
+          <w:rtl/>
+          <w:lang w:bidi="ar-SA"/>
+        </w:rPr>
+        <w:t xml:space="preserve"> </w:t>
+      </w:r>
+      <w:r>
+        <w:rPr>
+          <w:rFonts w:hint="cs"/>
+          <w:rtl/>
+          <w:lang w:bidi="ar-SA"/>
+        </w:rPr>
+        <w:t>يَضَعَ</w:t>
+      </w:r>
+      <w:r>
+        <w:rPr>
+          <w:rtl/>
+          <w:lang w:bidi="ar-SA"/>
+        </w:rPr>
+        <w:t xml:space="preserve"> </w:t>
+      </w:r>
+      <w:r>
+        <w:rPr>
+          <w:rFonts w:hint="cs"/>
+          <w:rtl/>
+          <w:lang w:bidi="ar-SA"/>
+        </w:rPr>
+        <w:t>أَحَدٌ</w:t>
+      </w:r>
+      <w:r>
+        <w:rPr>
+          <w:rtl/>
+          <w:lang w:bidi="ar-SA"/>
+        </w:rPr>
+        <w:t xml:space="preserve"> </w:t>
+      </w:r>
+      <w:r>
+        <w:rPr>
+          <w:rFonts w:hint="cs"/>
+          <w:rtl/>
+          <w:lang w:bidi="ar-SA"/>
+        </w:rPr>
+        <w:t>نَفْسَهُ</w:t>
+      </w:r>
+      <w:r>
+        <w:rPr>
+          <w:rtl/>
+          <w:lang w:bidi="ar-SA"/>
+        </w:rPr>
+        <w:t xml:space="preserve"> </w:t>
+      </w:r>
+      <w:r>
+        <w:rPr>
+          <w:rFonts w:hint="cs"/>
+          <w:rtl/>
+          <w:lang w:bidi="ar-SA"/>
+        </w:rPr>
+        <w:t>لأَجْلِ</w:t>
+      </w:r>
+      <w:r>
+        <w:rPr>
+          <w:rtl/>
+          <w:lang w:bidi="ar-SA"/>
+        </w:rPr>
+        <w:t xml:space="preserve"> </w:t>
+      </w:r>
+      <w:r>
+        <w:rPr>
+          <w:rFonts w:hint="cs"/>
+          <w:rtl/>
+          <w:lang w:bidi="ar-SA"/>
+        </w:rPr>
+        <w:t>أَحِبَّائِهِ</w:t>
+      </w:r>
+      <w:r>
+        <w:rPr>
+          <w:rtl/>
+          <w:lang w:bidi="ar-SA"/>
+        </w:rPr>
+        <w:t>.</w:t>
+      </w:r>
+      <w:r>
+        <w:rPr>
+          <w:rFonts w:hint="cs"/>
+          <w:rtl/>
+          <w:lang w:bidi="ar-SA"/>
+        </w:rPr>
+        <w:t xml:space="preserve">" لا أحد يمكنه أن يصل في محبته أكثر من أن يضحي بحياته لأجل أحبائه. الرب فعل ذلك؛ غير أنه في محبته وصل إلى ما هو أبعد من ذلك. هو مات عن خاصته، وهُم </w:t>
+      </w:r>
+      <w:r>
+        <w:rPr>
+          <w:rtl/>
+          <w:lang w:bidi="ar-SA"/>
+        </w:rPr>
+        <w:t xml:space="preserve">بعد </w:t>
+      </w:r>
+      <w:r>
+        <w:rPr>
+          <w:rFonts w:hint="cs"/>
+          <w:rtl/>
+          <w:lang w:bidi="ar-SA"/>
+        </w:rPr>
+        <w:t>كانوا أعدا</w:t>
+      </w:r>
+      <w:r>
+        <w:rPr>
+          <w:rFonts w:hint="cs"/>
+          <w:rtl/>
+          <w:lang w:bidi="ar-SA"/>
+        </w:rPr>
+        <w:t>ء</w:t>
+      </w:r>
+      <w:r>
+        <w:rPr>
+          <w:rFonts w:hint="cs"/>
+          <w:rtl/>
+          <w:lang w:bidi="ar-SA"/>
+        </w:rPr>
+        <w:t>ه وخطاة أشرار. كما والرسول يقول: "</w:t>
+      </w:r>
+      <w:r>
+        <w:rPr>
+          <w:rtl/>
+          <w:lang w:bidi="ar-SA"/>
+        </w:rPr>
+        <w:t>7فَإِنَّهُ بِالْجَهْدِ يَمُوتُ أَحَدٌ لأَجْلِ بَارّ. رُبَّمَا لأَجْلِ الصَّالِحِ يَجْسُرُ أَحَدٌ أَيْضًا أَنْ يَمُوتَ.  8وَلكِنَّ اللهَ بَيَّنَ مَحَبَّتَهُ لَنَا، لأَنَّهُ وَنَحْنُ بَعْدُ خُطَاةٌ مَاتَ الْمَسِيحُ لأَجْلِنَا.</w:t>
+      </w:r>
+      <w:r>
+        <w:rPr>
+          <w:rFonts w:hint="cs"/>
+          <w:rtl/>
+          <w:lang w:bidi="ar-SA"/>
+        </w:rPr>
+        <w:t xml:space="preserve">" (يوحنا 15: 13؛ رومية 5: 7 </w:t>
+      </w:r>
+      <w:r>
+        <w:rPr>
+          <w:rtl/>
+          <w:lang w:bidi="ar-SA"/>
+        </w:rPr>
+        <w:t>–</w:t>
+      </w:r>
+      <w:r>
+        <w:rPr>
+          <w:rFonts w:hint="cs"/>
+          <w:rtl/>
+          <w:lang w:bidi="ar-SA"/>
+        </w:rPr>
+        <w:t xml:space="preserve"> 8). قد يكون لإنسان ال</w:t>
+      </w:r>
+      <w:r>
+        <w:rPr>
+          <w:rFonts w:hint="cs"/>
+          <w:rtl/>
+          <w:lang w:bidi="ar-SA"/>
+        </w:rPr>
+        <w:t>كث</w:t>
+      </w:r>
+      <w:r>
+        <w:rPr>
+          <w:rFonts w:hint="cs"/>
+          <w:rtl/>
+          <w:lang w:bidi="ar-SA"/>
+        </w:rPr>
+        <w:t xml:space="preserve">ير من الحب في قلبه ويُظهره، ولكن </w:t>
+      </w:r>
+      <w:r>
+        <w:rPr>
+          <w:rFonts w:hint="cs"/>
+          <w:rtl/>
+          <w:lang w:bidi="ar-SA"/>
+        </w:rPr>
+        <w:t>أن نحب</w:t>
+      </w:r>
+      <w:r>
+        <w:rPr>
+          <w:rFonts w:hint="cs"/>
+          <w:rtl/>
+          <w:lang w:bidi="ar-SA"/>
+        </w:rPr>
+        <w:t xml:space="preserve"> </w:t>
+      </w:r>
+      <w:r>
+        <w:rPr>
+          <w:rFonts w:hint="cs"/>
+          <w:rtl/>
+          <w:lang w:bidi="ar-SA"/>
+        </w:rPr>
+        <w:t>ا</w:t>
+      </w:r>
+      <w:r>
+        <w:rPr>
+          <w:rFonts w:hint="cs"/>
+          <w:rtl/>
+          <w:lang w:bidi="ar-SA"/>
+        </w:rPr>
+        <w:t xml:space="preserve">لعدو فليس له وجود في القلب الطبيعي؛  </w:t>
+      </w:r>
+      <w:r>
+        <w:rPr>
+          <w:rFonts w:hint="cs"/>
+          <w:rtl/>
+          <w:lang w:bidi="ar-SA"/>
+        </w:rPr>
+        <w:t>ف</w:t>
+      </w:r>
+      <w:r>
+        <w:rPr>
+          <w:rFonts w:hint="cs"/>
+          <w:rtl/>
+          <w:lang w:bidi="ar-SA"/>
+        </w:rPr>
+        <w:t>هذه المحبة لا نجده</w:t>
+      </w:r>
+      <w:r>
+        <w:rPr>
+          <w:rFonts w:hint="cs"/>
+          <w:rtl/>
+          <w:lang w:bidi="ar-SA"/>
+        </w:rPr>
+        <w:t>ا</w:t>
+      </w:r>
+      <w:r>
+        <w:rPr>
+          <w:rFonts w:hint="cs"/>
+          <w:rtl/>
+          <w:lang w:bidi="ar-SA"/>
+        </w:rPr>
+        <w:t xml:space="preserve"> إلا في قلب الله، ولهذا فهذه المحبة إلهية بأكملها. </w:t>
+      </w:r>
+      <w:r>
+        <w:rPr>
+          <w:rFonts w:hint="cs"/>
+          <w:rtl/>
+          <w:lang w:bidi="ar-SA"/>
+        </w:rPr>
+        <w:t xml:space="preserve">فلا يوجد لها مثيل لا في السماء ولا على الأرض؛ فدوافعها موجودة في داخلها </w:t>
+      </w:r>
+      <w:r>
+        <w:rPr>
+          <w:rtl/>
+          <w:lang w:bidi="ar-SA"/>
+        </w:rPr>
+        <w:t>–</w:t>
+      </w:r>
+      <w:r>
+        <w:rPr>
+          <w:rFonts w:hint="cs"/>
+          <w:rtl/>
+          <w:lang w:bidi="ar-SA"/>
+        </w:rPr>
+        <w:t xml:space="preserve"> الله هو منبعها.</w:t>
       </w:r>
     </w:p>
     <w:p>
@@ -138,21 +476,21 @@
         <w:jc w:val="both"/>
         <w:rPr>
           <w:rtl/>
-          <w:lang w:bidi="ar-LB"/>
+          <w:lang w:bidi="ar-SA"/>
         </w:rPr>
       </w:pPr>
       <w:r>
         <w:rPr>
           <w:rFonts w:hint="cs"/>
           <w:rtl/>
-          <w:lang w:bidi="ar-LB"/>
-        </w:rPr>
-        <w:t xml:space="preserve">إن ينابيع المياه المتدفقة في الأنهر الكبيرة لا تنبع في الواقع من حيثما تراه العين. إنها موصولة باتصال سري </w:t>
-      </w:r>
-      <w:r>
-        <w:rPr>
-          <w:rtl/>
-          <w:lang w:bidi="ar-LB"/>
+          <w:lang w:bidi="ar-SA"/>
+        </w:rPr>
+        <w:t xml:space="preserve">إنها المحبة الوحيدة التي كانت كافية لإكمال عمل الفداء؛ وهي المحبة وحدها </w:t>
+      </w:r>
+      <w:r>
+        <w:rPr>
+          <w:rtl/>
+          <w:lang w:bidi="ar-SA"/>
         </w:rPr>
         <w:t>–</w:t>
       </w:r>
@@ -160,14 +498,14 @@
         <w:rPr>
           <w:rFonts w:hint="cs"/>
           <w:rtl/>
-          <w:lang w:bidi="ar-LB"/>
-        </w:rPr>
-        <w:t xml:space="preserve"> لا تراه العين، ولكنه لا ينقطع </w:t>
-      </w:r>
-      <w:r>
-        <w:rPr>
-          <w:rtl/>
-          <w:lang w:bidi="ar-LB"/>
+          <w:lang w:bidi="ar-SA"/>
+        </w:rPr>
+        <w:t xml:space="preserve"> محبة الله </w:t>
+      </w:r>
+      <w:r>
+        <w:rPr>
+          <w:rtl/>
+          <w:lang w:bidi="ar-SA"/>
         </w:rPr>
         <w:t>–</w:t>
       </w:r>
@@ -175,9 +513,57 @@
         <w:rPr>
           <w:rFonts w:hint="cs"/>
           <w:rtl/>
-          <w:lang w:bidi="ar-LB"/>
-        </w:rPr>
-        <w:t xml:space="preserve"> بحاوٍ مُخفى، لا يغلبه أمر ولا ينضب أبدًا في بُعد وعُمق لا حد له. فبالمياه المتدفقة باستمرار من هذا الحاوي إليها، يفيض أخيرًا الينبوع، والنهر يمتد في جريانه إلى كل صوب، ويتصل في طريقه بأنهر هي أيضًا تُعيد فضل كيانها لحاويات شبيهة، إلى أن تتحد جميعها أخيرًا في المحيط الواسع الذي لا قياس له.</w:t>
+          <w:lang w:bidi="ar-SA"/>
+        </w:rPr>
+        <w:t xml:space="preserve"> الكافية للقيام بخدمة فعّالة ومباركة في غسل الأرجل. هي وحدها التي يمكنها أن تصل إلى غايتها في </w:t>
+      </w:r>
+      <w:r>
+        <w:rPr>
+          <w:rFonts w:hint="cs"/>
+          <w:rtl/>
+          <w:lang w:bidi="ar-SA"/>
+        </w:rPr>
+        <w:t>أي حال من الأحوال</w:t>
+      </w:r>
+      <w:r>
+        <w:rPr>
+          <w:rFonts w:hint="cs"/>
+          <w:rtl/>
+          <w:lang w:bidi="ar-SA"/>
+        </w:rPr>
+        <w:t xml:space="preserve">؛ مهما كانت العوائق التي تواجهها. فهذه المحبة كما يمكننا أن نقول لا تعرف العوائق وهي تصل إلى غايتها على الرغم من وجودها؛ فلا العالم ولا الخطية، لا الموت ولا كل سلطة العدو يمكنها إيقافها أو إبطاءها. إنها تهتف بنصرتها على كل الأمور. كم هذه المحبة جديرة بالعبادة </w:t>
+      </w:r>
+      <w:r>
+        <w:rPr>
+          <w:rFonts w:hint="cs"/>
+          <w:rtl/>
+          <w:lang w:bidi="ar-SA"/>
+        </w:rPr>
+        <w:t>والس</w:t>
+      </w:r>
+      <w:r>
+        <w:rPr>
+          <w:rFonts w:hint="cs"/>
+          <w:rtl/>
+          <w:lang w:bidi="ar-SA"/>
+        </w:rPr>
+        <w:t>ج</w:t>
+      </w:r>
+      <w:r>
+        <w:rPr>
+          <w:rFonts w:hint="cs"/>
+          <w:rtl/>
+          <w:lang w:bidi="ar-SA"/>
+        </w:rPr>
+        <w:t>ود</w:t>
+      </w:r>
+      <w:r>
+        <w:rPr>
+          <w:rFonts w:hint="cs"/>
+          <w:rtl/>
+          <w:lang w:bidi="ar-SA"/>
+        </w:rPr>
+        <w:t>!</w:t>
       </w:r>
     </w:p>
     <w:p>
@@ -185,45 +571,432 @@
         <w:bidi/>
         <w:jc w:val="both"/>
         <w:rPr>
-          <w:rFonts w:hint="cs"/>
-          <w:rtl/>
-          <w:lang w:bidi="ar-LB"/>
+          <w:rtl/>
+          <w:lang w:bidi="ar-SA"/>
         </w:rPr>
       </w:pPr>
       <w:r>
         <w:rPr>
           <w:rFonts w:hint="cs"/>
           <w:rtl/>
-          <w:lang w:bidi="ar-LB"/>
-        </w:rPr>
-        <w:t xml:space="preserve">لذا دعونا جميعنا نستقي من ملء المسيح </w:t>
-      </w:r>
-      <w:proofErr w:type="spellStart"/>
-      <w:r>
-        <w:rPr>
-          <w:rFonts w:hint="cs"/>
-          <w:rtl/>
-          <w:lang w:bidi="ar-LB"/>
-        </w:rPr>
-        <w:t>المُخفَى</w:t>
-      </w:r>
-      <w:proofErr w:type="spellEnd"/>
-      <w:r>
-        <w:rPr>
-          <w:rFonts w:hint="cs"/>
-          <w:rtl/>
-          <w:lang w:bidi="ar-LB"/>
-        </w:rPr>
-        <w:t xml:space="preserve"> والذي لا استقصاء له، من ذلك الحاوي الذي لا يُغلَب ولا ينضب أبدًا، الذي هو من جانب مخفى عن العين، ولكنه معروف جيدًا لعين الإيمان؛ دعونا نمكث في شركة شخصية وغير منقطعة بملء المسيح، وفي حينه، عندما نكون قد أطفأنا في طريقنا بعض الأراضي العطشة، سنصل أخيرًا أيضًا إلى مصب محيطٍ من الفرح قد أُعِدّ لكل كنيسة المسيح.</w:t>
+          <w:lang w:bidi="ar-SA"/>
+        </w:rPr>
+        <w:t>فبقدر ألوهية طبيعة هذه المحبة وجوهرها، هكذا غايتها هي إلهية</w:t>
+      </w:r>
+      <w:r>
+        <w:rPr>
+          <w:rtl/>
+          <w:lang w:bidi="ar-SA"/>
+        </w:rPr>
+        <w:t xml:space="preserve"> </w:t>
+      </w:r>
+      <w:r>
+        <w:rPr>
+          <w:rtl/>
+          <w:lang w:bidi="ar-SA"/>
+        </w:rPr>
+        <w:t>أيضًا</w:t>
+      </w:r>
+      <w:r>
+        <w:rPr>
+          <w:rFonts w:hint="cs"/>
+          <w:rtl/>
+          <w:lang w:bidi="ar-SA"/>
+        </w:rPr>
+        <w:t xml:space="preserve"> التي تستهدفها. إن الرب يريد بأن نكون في شركة مع الآب ومعه. إن غايته متناغمة تناغم كامل مع محبته. فبقدر عدم إمكانية إيقافها للوصول إلى غايتها، هكذا هي النتيجة لا تتغير التي قد وصلتها من جهة مقام المؤمن. إن هذا المقام لا يتزعزع أبدًا. المؤمن قد جُعل في المسيح إلى الأبد في شركة مع الآب ومع ابنه</w:t>
+      </w:r>
+      <w:r>
+        <w:rPr>
+          <w:rFonts w:hint="cs"/>
+          <w:rtl/>
+          <w:lang w:bidi="ar-SA"/>
+        </w:rPr>
+        <w:t>. لا أحد يمكنه أن يحرمه من أسمى غرض عند الآب، من ابن مسرته. ولا أحد يمكنه من الجانب الآخر أن يحرمه من الآب، الذي هو فرح ومسرة الابن. إن فرح الآب والابن هو من نصيب المؤمن؛ ف</w:t>
+      </w:r>
+      <w:r>
+        <w:rPr>
+          <w:rtl/>
+          <w:lang w:bidi="ar-SA"/>
+        </w:rPr>
+        <w:t>كليهما</w:t>
+      </w:r>
+      <w:r>
+        <w:rPr>
+          <w:rFonts w:hint="cs"/>
+          <w:rtl/>
+          <w:lang w:bidi="ar-SA"/>
+        </w:rPr>
+        <w:t xml:space="preserve"> له، الآب والابن، وبالتالي أسمى ما يمكن أن تحتويه السماء والأرض. "</w:t>
+      </w:r>
+      <w:r>
+        <w:rPr>
+          <w:rtl/>
+          <w:lang w:bidi="ar-SA"/>
+        </w:rPr>
+        <w:t>الَّذِي رَأَيْنَاهُ وَسَمِعْنَاهُ نُخْبِرُكُمْ بِهِ، لِكَيْ يَكُونَ لَكُمْ أَيْضًا شَرِكَةٌ مَعَنَا. وَأَمَّا شَرِكَتُنَا نَحْنُ فَهِيَ مَعَ الآبِ وَمَعَ ابْنِهِ يَسُوعَ الْمَسِيحِ.  4وَنَكْتُبُ إِلَيْكُمْ هذَا لِكَيْ يَكُونَ فَرَحُكُمْ كَامِلاً.</w:t>
+      </w:r>
+      <w:r>
+        <w:rPr>
+          <w:rFonts w:hint="cs"/>
+          <w:rtl/>
+          <w:lang w:bidi="ar-SA"/>
+        </w:rPr>
+        <w:t xml:space="preserve">" (1. يوحنا 1: 3 </w:t>
+      </w:r>
+      <w:r>
+        <w:rPr>
+          <w:rtl/>
+          <w:lang w:bidi="ar-SA"/>
+        </w:rPr>
+        <w:t>–</w:t>
+      </w:r>
+      <w:r>
+        <w:rPr>
+          <w:rFonts w:hint="cs"/>
+          <w:rtl/>
+          <w:lang w:bidi="ar-SA"/>
+        </w:rPr>
+        <w:t xml:space="preserve"> 4). يا لروعة هذه المحبة ونتيجتها! هل من الممكن أن تعطينا ما هو أسمى من ذلك، هل من الممكن أن تكون المحبة أعظم من ذلك؟ وألا يجب علينا أن نكرس الحياة بأكملها لك، يا الله؟ الرب يريد لنا كل السعادة الأبدية؛ وقصده هذا من جهة مقامنا </w:t>
+      </w:r>
+      <w:r>
+        <w:rPr>
+          <w:rtl/>
+          <w:lang w:bidi="ar-SA"/>
+        </w:rPr>
+        <w:t xml:space="preserve">قد توصل إليه </w:t>
+      </w:r>
+      <w:r>
+        <w:rPr>
+          <w:rFonts w:hint="cs"/>
+          <w:rtl/>
+          <w:lang w:bidi="ar-SA"/>
+        </w:rPr>
+        <w:t xml:space="preserve">بالكامل </w:t>
+      </w:r>
+      <w:r>
+        <w:rPr>
+          <w:rFonts w:hint="cs"/>
+          <w:rtl/>
+          <w:lang w:bidi="ar-SA"/>
+        </w:rPr>
+        <w:t>بواسطة عمل</w:t>
+      </w:r>
+      <w:r>
+        <w:rPr>
+          <w:rFonts w:hint="cs"/>
+          <w:rtl/>
+          <w:lang w:bidi="ar-SA"/>
+        </w:rPr>
+        <w:t xml:space="preserve"> محبته التي لا حد لها. فلم تقف أمامه أية تكلفة باهظة، ولا أية فدية كانت غالية عليه حتى يحصّل ما قد قصدته محبته لنا. فقد ضحّى بكل ما عنده لهذا الغرض، حتى بحياته الثمينة. والآن هو يريدنا أيضًا بأن نتمتع بهذه السعادة والحظ الذي صار من نصيبنا؛ وليس فقط عندما سنكون معه في المجد، وإنما من الآن ونحن لا نزال سياحًا على هذه الأرض. وفي الواقع لا شيء يمكنه أن يعيقنا عن التمتع بهذا الحظ، لا عالم ولا إبليس. "</w:t>
+      </w:r>
+      <w:r>
+        <w:rPr>
+          <w:rtl/>
+          <w:lang w:bidi="ar-SA"/>
+        </w:rPr>
+        <w:t xml:space="preserve"> </w:t>
+      </w:r>
+      <w:r>
+        <w:rPr>
+          <w:rtl/>
+          <w:lang w:bidi="ar-SA"/>
+        </w:rPr>
+        <w:t xml:space="preserve">أَشِدَّةٌ أَمْ ضِيْقٌ أَمِ اضْطِهَادٌ أَمْ جُوعٌ أَمْ عُرْيٌ أَمْ خَطَرٌ أَمْ سَيْفٌ؟  </w:t>
+      </w:r>
+      <w:r>
+        <w:rPr>
+          <w:rFonts w:hint="cs"/>
+          <w:rtl/>
+          <w:lang w:bidi="ar-SA"/>
+        </w:rPr>
+        <w:t>...</w:t>
+      </w:r>
+      <w:r>
+        <w:rPr>
+          <w:rtl/>
+          <w:lang w:bidi="ar-SA"/>
+        </w:rPr>
+        <w:t xml:space="preserve"> وَلاَ مَلاَئِكَةَ وَلاَ رُؤَسَاءَ وَلاَ قُوَّاتِ، وَلاَ أُمُورَ حَاضِرَةً وَلاَ مُسْتَقْبَلَةً، 39وَلاَ عُلْوَ وَلاَ عُمْقَ، وَلاَ خَلِيقَةَ أُخْرَى، تَقْدِرُ أَنْ تَفْصِلَنَا عَنْ مَحَبَّةِ اللهِ الَّتِي فِي الْمَسِيحِ يَسُوعَ رَبِّنَا.</w:t>
+      </w:r>
+      <w:r>
+        <w:rPr>
+          <w:rFonts w:hint="cs"/>
+          <w:rtl/>
+          <w:lang w:bidi="ar-SA"/>
+        </w:rPr>
+        <w:t>"</w:t>
+      </w:r>
+      <w:r>
+        <w:rPr>
+          <w:rFonts w:hint="cs"/>
+          <w:rtl/>
+          <w:lang w:bidi="ar-SA"/>
+        </w:rPr>
+        <w:t xml:space="preserve"> (رومية 8: 35 </w:t>
+      </w:r>
+      <w:r>
+        <w:rPr>
+          <w:rtl/>
+          <w:lang w:bidi="ar-SA"/>
+        </w:rPr>
+        <w:t>–</w:t>
+      </w:r>
+      <w:r>
+        <w:rPr>
+          <w:rFonts w:hint="cs"/>
+          <w:rtl/>
+          <w:lang w:bidi="ar-SA"/>
+        </w:rPr>
+        <w:t xml:space="preserve"> 39). نعم حقًا، لا شيء يمكنه أن يعيقنا عن التمتع بهذا الحظ، إلا تراخينا وكسلنا وعدم أمانتنا في سلوك حياتنا. كم هذا الأمر مؤلم ومُذلّ لنا! كم علينا أن نكون حريصين! فيوحنا كان على حق في قوله في هذا الصدد: "</w:t>
+      </w:r>
+      <w:r>
+        <w:rPr>
+          <w:rtl/>
+          <w:lang w:bidi="ar-SA"/>
+        </w:rPr>
+        <w:t xml:space="preserve">يَا أَوْلاَدِي، أَكْتُبُ إِلَيْكُمْ هذَا لِكَيْ لاَ تُخْطِئُوا. </w:t>
+      </w:r>
+      <w:r>
+        <w:rPr>
+          <w:rFonts w:hint="cs"/>
+          <w:rtl/>
+          <w:lang w:bidi="ar-SA"/>
+        </w:rPr>
+        <w:t>" (1. يوحنا 2: 1). كلما ازدادت امتيازاتنا سموًا وحلاوة، كلما كانت الخسارة أكبر ولا تعوّض التي نتكبدها بسبب إهمالنا وعدم أمانتنا. ولهذا فليس لنا أن نخاف فيما بعد وأن لا يكون لنا عين ساهرة أكثر من على الخطية الساكنة فينا، حتى لا تكون حيّة فينا وتفسد أهليتنا للتمتع المبارك بشركتنا مع الآب وابنه.</w:t>
       </w:r>
     </w:p>
     <w:p>
       <w:pPr>
-        <w:rPr>
-          <w:rFonts w:cstheme="minorBidi"/>
-          <w:lang w:bidi="ar-LB"/>
+        <w:bidi/>
+        <w:jc w:val="both"/>
+        <w:rPr>
+          <w:rtl/>
+          <w:lang w:bidi="ar-SA"/>
         </w:rPr>
       </w:pPr>
+      <w:r>
+        <w:rPr>
+          <w:rFonts w:hint="cs"/>
+          <w:rtl/>
+          <w:lang w:bidi="ar-SA"/>
+        </w:rPr>
+        <w:t xml:space="preserve">بالنسبة لمحبة الرب </w:t>
+      </w:r>
+      <w:r>
+        <w:rPr>
+          <w:rFonts w:hint="cs"/>
+          <w:rtl/>
+          <w:lang w:bidi="ar-SA"/>
+        </w:rPr>
+        <w:t>فإن تراخينا الأسيف وعدم أمانتنا بالذات ستكون فرصة جديدة لنشاطها حتى تصل إلى غايتها معنا على الرغم من كل شيء في صورة عملية أيضًا. فهو سينال رضاه فقط إن كنا سعداء؛ وإلا فمحبته لن تدعه يهدأ أو يستريح. فيا للتعب والجُهد الذي تسببنا به له من خلال خطايانا وشرورنا، مهما كانت التضحية التي قدمها من أجلنا، فلا شيء سيعيقه بأن يعود ويتوسط من أجلنا عند الآب، حتى تعود</w:t>
+      </w:r>
+      <w:r>
+        <w:rPr>
+          <w:rtl/>
+          <w:lang w:bidi="ar-SA"/>
+        </w:rPr>
+        <w:t xml:space="preserve"> </w:t>
+      </w:r>
+      <w:r>
+        <w:rPr>
+          <w:rtl/>
+          <w:lang w:bidi="ar-SA"/>
+        </w:rPr>
+        <w:t>وتتجدد</w:t>
+      </w:r>
+      <w:r>
+        <w:rPr>
+          <w:rFonts w:hint="cs"/>
+          <w:rtl/>
+          <w:lang w:bidi="ar-SA"/>
+        </w:rPr>
+        <w:t xml:space="preserve"> شركتنا المنقطعة معه. هكذا هو الرب وهكذا هي محبته. لكن لا ننسى بأنها خطايانا وليس تجددنا الذي يفتح المجال لهذا العمل المتجدد للمحبة! فكما أن محبته الإلهية فقط التي كان بوسعها أن تخلصنا، حينما كنا جميعنا نجول كخراف ضالة وكل واحد </w:t>
+      </w:r>
+      <w:r>
+        <w:rPr>
+          <w:rFonts w:hint="cs"/>
+          <w:rtl/>
+          <w:lang w:bidi="ar-SA"/>
+        </w:rPr>
+        <w:t>مال إلى</w:t>
+      </w:r>
+      <w:r>
+        <w:rPr>
+          <w:rFonts w:hint="cs"/>
+          <w:rtl/>
+          <w:lang w:bidi="ar-SA"/>
+        </w:rPr>
+        <w:t xml:space="preserve"> طريقه</w:t>
+      </w:r>
+      <w:r>
+        <w:rPr>
+          <w:rFonts w:hint="cs"/>
+          <w:rtl/>
+          <w:lang w:bidi="ar-SA"/>
+        </w:rPr>
+        <w:t xml:space="preserve"> (إشعياء 53: 6)، هكذا أيضًا محبته وحدها فقط القادرة على ردنا وصنع الجديد وإدانة الذات في قلوبنا متى كنا متكاسلين </w:t>
+      </w:r>
+      <w:r>
+        <w:rPr>
+          <w:rFonts w:hint="cs"/>
+          <w:rtl/>
+          <w:lang w:bidi="ar-SA"/>
+        </w:rPr>
+        <w:t>وغير مبالين. فلو لم يكن مشغولاً بنا ولأجلنا دومًا بمحبة أمينة، فإن قلوبنا المغشاة والمتكبرة في طبيعتها لما كانت ستتذلل وتتضع أبدًا. يا للصبر والأناة التي تتميز بهما هذه المحبة! كم هي خالية من الذات! وليس لها غرض سوى حظنا وسعاتنا الكاملة؛ ولن تهدأ تمامًا أبدًا إن لم تصل إلى هذه الغاية.</w:t>
+      </w:r>
+    </w:p>
+    <w:p>
+      <w:pPr>
+        <w:bidi/>
+        <w:jc w:val="both"/>
+        <w:rPr>
+          <w:rtl/>
+          <w:lang w:bidi="ar-SA"/>
+        </w:rPr>
+      </w:pPr>
+      <w:r>
+        <w:rPr>
+          <w:rFonts w:hint="cs"/>
+          <w:rtl/>
+          <w:lang w:bidi="ar-SA"/>
+        </w:rPr>
+        <w:t>نعم حقًا، إنها فقط محبة إلهية التي يمكنها السعي بدأبها وصبرها الذي لا يعرف التعب للوصول إلى هذا الغرض. إنها تسمو في يقين نصرتها النهائية في تغلبها على الخطية وبالأخص على حال البرود واللامبالاة في أغراضها. فلما كان الرب يسوع ممتلئًا بهذه المحبة قال لتلاميذه: "</w:t>
+      </w:r>
+      <w:r>
+        <w:rPr>
+          <w:rtl/>
+          <w:lang w:bidi="ar-SA"/>
+        </w:rPr>
+        <w:t>«شَهْوَةً اشْتَهَيْتُ أَنْ آكُلَ هذَا الْفِصْحَ مَعَكُمْ قَبْلَ أَنْ أَتَأَلَّمَ</w:t>
+      </w:r>
+      <w:r>
+        <w:rPr>
+          <w:rFonts w:hint="cs"/>
+          <w:rtl/>
+          <w:lang w:bidi="ar-SA"/>
+        </w:rPr>
+        <w:t>"، مع أن</w:t>
+      </w:r>
+      <w:r>
+        <w:rPr>
+          <w:rFonts w:hint="cs"/>
+          <w:rtl/>
+          <w:lang w:bidi="ar-SA"/>
+        </w:rPr>
+        <w:t xml:space="preserve"> أولئك التلاميذ بالذات كانوا في شجار حول عظمتهم في تلك الساعة الحافلة، وهذا في حضرة مَن تذلّل بعمق شديد والذي كان مزمعًا بأن يموت من أجلهم (لوقا 22: 15). إن الرب في محبته كان قد رأى نفسه في الروح قد وصل هدفه معهم الذي كان يسعى وراءه. وكما نرى في عمل الفداء، هكذا أيضًا نرى المحبة في غسل الأرجل وهي تسعى وراء غايتها، حتى وإن كانت في تلك اللحظة غير مفهومة. لقد كان الرب ملزمًا بأن يقول لبطرس: "</w:t>
+      </w:r>
+      <w:r>
+        <w:rPr>
+          <w:rtl/>
+          <w:lang w:bidi="ar-SA"/>
+        </w:rPr>
+        <w:t>«لَسْتَ تَعْلَمُ أَنْتَ الآنَ مَا أَنَا أَصْنَعُ، وَلكِنَّكَ سَتَفْهَمُ فِيمَا بَعْدُ».</w:t>
+      </w:r>
+      <w:r>
+        <w:rPr>
+          <w:rFonts w:hint="cs"/>
+          <w:rtl/>
+          <w:lang w:bidi="ar-SA"/>
+        </w:rPr>
+        <w:t>"</w:t>
+      </w:r>
+    </w:p>
+    <w:p>
+      <w:pPr>
+        <w:bidi/>
+        <w:jc w:val="both"/>
+        <w:rPr>
+          <w:rtl/>
+          <w:lang w:bidi="ar-SA"/>
+        </w:rPr>
+      </w:pPr>
+      <w:r>
+        <w:rPr>
+          <w:rFonts w:hint="cs"/>
+          <w:rtl/>
+          <w:lang w:bidi="ar-SA"/>
+        </w:rPr>
+        <w:t xml:space="preserve">يا قارئي العزيز! فقط من لحظة اتخاذنا المكانة بقوة الروح القدس الذي يريد الرب بأن نكون فيها، سنفهم إلى حد ما كم أحبنا الرب ويحبنا؛ فعندها فقط سوف نعرف كيف نقدّر عُظم محبته كما وكل الجهد والصبر الذي تحمله معنا ولا زال يتحمله؛ فعندها فقط سوف ندرك في عُمق شعورنا بعدم استحقاقنا، وسنعترف بأنه هو وحده المستحق بأن يكون </w:t>
+      </w:r>
+      <w:r>
+        <w:rPr>
+          <w:rFonts w:hint="cs"/>
+          <w:rtl/>
+          <w:lang w:bidi="ar-SA"/>
+        </w:rPr>
+        <w:t xml:space="preserve">غرض مشغولية قلوبنا. وفقط عندها أيضًا سنكون مؤهلين بأن نتبع إثر مثاله. فعندها سيكون القلب قد وجد مكان راحته في محبة الله، التي في المسيح يسوع، وسيشعر متحررًا من كل الاهتمامات الأنانية، سعيدًا في إخلاصه وبذل نفسه لأجل الآخرين. </w:t>
+      </w:r>
+    </w:p>
+    <w:p>
+      <w:pPr>
+        <w:bidi/>
+        <w:jc w:val="both"/>
+        <w:rPr>
+          <w:rtl/>
+          <w:lang w:bidi="ar-SA"/>
+        </w:rPr>
+      </w:pPr>
+      <w:r>
+        <w:rPr>
+          <w:rFonts w:hint="cs"/>
+          <w:rtl/>
+          <w:lang w:bidi="ar-SA"/>
+        </w:rPr>
+        <w:t>يا قارئي العزيز، إن الرب ترك لنا مثالاً؛ فهو، الرب والمعلّم، أرانا ما هي المحبة وما الذي تقدر عليه المحبة؛ وهو يدعونا: "</w:t>
+      </w:r>
+      <w:r>
+        <w:rPr>
+          <w:rtl/>
+          <w:lang w:bidi="ar-SA"/>
+        </w:rPr>
+        <w:t>حَتَّى كَمَا صَنَعْتُ أَنَا بِكُمْ تَصْنَعُونَ أَنْتُمْ أَيْضًا.</w:t>
+      </w:r>
+      <w:r>
+        <w:rPr>
+          <w:rFonts w:hint="cs"/>
+          <w:rtl/>
+          <w:lang w:bidi="ar-SA"/>
+        </w:rPr>
+        <w:t>" دعونا لا ننسى أبدًا، ما قد صنعه بنا وكم أحبنا! نعم، يا ليت محبة الرب ومثاله تكون حيّة أمام عيوننا، حتى نقدر بأن نقول مع الرسول: "</w:t>
+      </w:r>
+      <w:r>
+        <w:rPr>
+          <w:rtl/>
+          <w:lang w:bidi="ar-SA"/>
+        </w:rPr>
+        <w:t>أَيُّهَا الأَحِبَّاءُ، إِنْ كَانَ اللهُ قَدْ أَحَبَّنَا هكَذَا، يَنْبَغِي لَنَا أَيْضًا أَنْ يُحِبَّ بَعْضُنَا بَعْضًا.</w:t>
+      </w:r>
+      <w:r>
+        <w:rPr>
+          <w:rFonts w:hint="cs"/>
+          <w:rtl/>
+          <w:lang w:bidi="ar-SA"/>
+        </w:rPr>
+        <w:t xml:space="preserve">" (1. يوحنا 4: 11). لا شيء من الممكن أن يلزمنا أكثر، لا شيء سيعتقنا من محبة الذات والأنانية، من كل ما لا يؤهلنا بأن نكون في خدمة الآخرين غير هذه المحبة. إن التأمل في مثال الرب يصغّر من حجمنا </w:t>
+      </w:r>
+      <w:r>
+        <w:rPr>
+          <w:rFonts w:hint="cs"/>
+          <w:rtl/>
+          <w:lang w:bidi="ar-SA"/>
+        </w:rPr>
+        <w:t>في أعيننا، ويُثير فينا الدهشة السجود ومبادلة المحبة ويؤهلنا بأن نكون في خدمة الآخرين كما صنع ربنا ومعلمنا. فليحفظنا الرب بمراحمه من كل لامبالاة من جهة شخصه المبارك ولجميع الذين هم غاليين على قلبه! يا ليت لا يظهر في قلوبنا شيء من فكر قايين، الذي رد على الرب عند سؤاله عن هابيل: "</w:t>
+      </w:r>
+      <w:r>
+        <w:rPr>
+          <w:rtl/>
+          <w:lang w:bidi="ar-SA"/>
+        </w:rPr>
+        <w:t>أَحَارِسٌ أَنَا لأَخِي؟</w:t>
+      </w:r>
+      <w:r>
+        <w:rPr>
+          <w:rFonts w:hint="cs"/>
+          <w:rtl/>
+          <w:lang w:bidi="ar-SA"/>
+        </w:rPr>
+        <w:t>" آهٍ، لقد أصبح الخطر قريب جدًا في هذه الأيام الصعبة الأخيرة، التي أول ميزة فيها دعاها الرسول بمحبة الذات (قارن 2. تيموثاوس 3: 2).</w:t>
+      </w:r>
     </w:p>
     <w:sectPr>
       <w:pgSz w:w="11906" w:h="16838"/>
@@ -235,6 +1008,56 @@
 </w:document>
 </file>
 
+<file path=word/endnotes.xml><?xml version="1.0" encoding="utf-8"?>
+<w:endnotes xmlns:wpc="http://schemas.microsoft.com/office/word/2010/wordprocessingCanvas" xmlns:cx="http://schemas.microsoft.com/office/drawing/2014/chartex" xmlns:cx1="http://schemas.microsoft.com/office/drawing/2015/9/8/chartex" xmlns:cx2="http://schemas.microsoft.com/office/drawing/2015/10/21/chartex" xmlns:cx3="http://schemas.microsoft.com/office/drawing/2016/5/9/chartex" xmlns:cx4="http://schemas.microsoft.com/office/drawing/2016/5/10/chartex" xmlns:cx5="http://schemas.microsoft.com/office/drawing/2016/5/11/chartex" xmlns:cx6="http://schemas.microsoft.com/office/drawing/2016/5/12/chartex" xmlns:cx7="http://schemas.microsoft.com/office/drawing/2016/5/13/chartex" xmlns:cx8="http://schemas.microsoft.com/office/drawing/2016/5/14/chartex" xmlns:mc="http://schemas.openxmlformats.org/markup-compatibility/2006" xmlns:aink="http://schemas.microsoft.com/office/drawing/2016/ink" xmlns:am3d="http://schemas.microsoft.com/office/drawing/2017/model3d" xmlns:o="urn:schemas-microsoft-com:office:office" xmlns:oel="http://schemas.microsoft.com/office/2019/extlst" xmlns:r="http://schemas.openxmlformats.org/officeDocument/2006/relationships" xmlns:m="http://schemas.openxmlformats.org/officeDocument/2006/math" xmlns:v="urn:schemas-microsoft-com:vml" xmlns:wp14="http://schemas.microsoft.com/office/word/2010/wordprocessingDrawing" xmlns:wp="http://schemas.openxmlformats.org/drawingml/2006/wordprocessingDrawing" xmlns:w10="urn:schemas-microsoft-com:office:word" xmlns:w="http://schemas.openxmlformats.org/wordprocessingml/2006/main" xmlns:w14="http://schemas.microsoft.com/office/word/2010/wordml" xmlns:w15="http://schemas.microsoft.com/office/word/2012/wordml" xmlns:w16cex="http://schemas.microsoft.com/office/word/2018/wordml/cex" xmlns:w16cid="http://schemas.microsoft.com/office/word/2016/wordml/cid" xmlns:w16="http://schemas.microsoft.com/office/word/2018/wordml" xmlns:w16sdtdh="http://schemas.microsoft.com/office/word/2020/wordml/sdtdatahash" xmlns:w16se="http://schemas.microsoft.com/office/word/2015/wordml/symex" xmlns:wpg="http://schemas.microsoft.com/office/word/2010/wordprocessingGroup" xmlns:wpi="http://schemas.microsoft.com/office/word/2010/wordprocessingInk" xmlns:wne="http://schemas.microsoft.com/office/word/2006/wordml" xmlns:wps="http://schemas.microsoft.com/office/word/2010/wordprocessingShape" mc:Ignorable="w14 w15 w16se w16cid w16 w16cex w16sdtdh wp14">
+  <w:endnote w:type="separator" w:id="-1">
+    <w:p>
+      <w:pPr>
+        <w:spacing w:after="0" w:line="240" w:lineRule="auto"/>
+      </w:pPr>
+      <w:r>
+        <w:separator/>
+      </w:r>
+    </w:p>
+  </w:endnote>
+  <w:endnote w:type="continuationSeparator" w:id="0">
+    <w:p>
+      <w:pPr>
+        <w:spacing w:after="0" w:line="240" w:lineRule="auto"/>
+      </w:pPr>
+      <w:r>
+        <w:continuationSeparator/>
+      </w:r>
+    </w:p>
+  </w:endnote>
+</w:endnotes>
+</file>
+
+<file path=word/footnotes.xml><?xml version="1.0" encoding="utf-8"?>
+<w:footnotes xmlns:wpc="http://schemas.microsoft.com/office/word/2010/wordprocessingCanvas" xmlns:cx="http://schemas.microsoft.com/office/drawing/2014/chartex" xmlns:cx1="http://schemas.microsoft.com/office/drawing/2015/9/8/chartex" xmlns:cx2="http://schemas.microsoft.com/office/drawing/2015/10/21/chartex" xmlns:cx3="http://schemas.microsoft.com/office/drawing/2016/5/9/chartex" xmlns:cx4="http://schemas.microsoft.com/office/drawing/2016/5/10/chartex" xmlns:cx5="http://schemas.microsoft.com/office/drawing/2016/5/11/chartex" xmlns:cx6="http://schemas.microsoft.com/office/drawing/2016/5/12/chartex" xmlns:cx7="http://schemas.microsoft.com/office/drawing/2016/5/13/chartex" xmlns:cx8="http://schemas.microsoft.com/office/drawing/2016/5/14/chartex" xmlns:mc="http://schemas.openxmlformats.org/markup-compatibility/2006" xmlns:aink="http://schemas.microsoft.com/office/drawing/2016/ink" xmlns:am3d="http://schemas.microsoft.com/office/drawing/2017/model3d" xmlns:o="urn:schemas-microsoft-com:office:office" xmlns:oel="http://schemas.microsoft.com/office/2019/extlst" xmlns:r="http://schemas.openxmlformats.org/officeDocument/2006/relationships" xmlns:m="http://schemas.openxmlformats.org/officeDocument/2006/math" xmlns:v="urn:schemas-microsoft-com:vml" xmlns:wp14="http://schemas.microsoft.com/office/word/2010/wordprocessingDrawing" xmlns:wp="http://schemas.openxmlformats.org/drawingml/2006/wordprocessingDrawing" xmlns:w10="urn:schemas-microsoft-com:office:word" xmlns:w="http://schemas.openxmlformats.org/wordprocessingml/2006/main" xmlns:w14="http://schemas.microsoft.com/office/word/2010/wordml" xmlns:w15="http://schemas.microsoft.com/office/word/2012/wordml" xmlns:w16cex="http://schemas.microsoft.com/office/word/2018/wordml/cex" xmlns:w16cid="http://schemas.microsoft.com/office/word/2016/wordml/cid" xmlns:w16="http://schemas.microsoft.com/office/word/2018/wordml" xmlns:w16sdtdh="http://schemas.microsoft.com/office/word/2020/wordml/sdtdatahash" xmlns:w16se="http://schemas.microsoft.com/office/word/2015/wordml/symex" xmlns:wpg="http://schemas.microsoft.com/office/word/2010/wordprocessingGroup" xmlns:wpi="http://schemas.microsoft.com/office/word/2010/wordprocessingInk" xmlns:wne="http://schemas.microsoft.com/office/word/2006/wordml" xmlns:wps="http://schemas.microsoft.com/office/word/2010/wordprocessingShape" mc:Ignorable="w14 w15 w16se w16cid w16 w16cex w16sdtdh wp14">
+  <w:footnote w:type="separator" w:id="-1">
+    <w:p>
+      <w:pPr>
+        <w:spacing w:after="0" w:line="240" w:lineRule="auto"/>
+      </w:pPr>
+      <w:r>
+        <w:separator/>
+      </w:r>
+    </w:p>
+  </w:footnote>
+  <w:footnote w:type="continuationSeparator" w:id="0">
+    <w:p>
+      <w:pPr>
+        <w:spacing w:after="0" w:line="240" w:lineRule="auto"/>
+      </w:pPr>
+      <w:r>
+        <w:continuationSeparator/>
+      </w:r>
+    </w:p>
+  </w:footnote>
+</w:footnotes>
+</file>
+
 <file path=word/styles.xml><?xml version="1.0" encoding="utf-8"?>
 <w:styles xmlns:mc="http://schemas.openxmlformats.org/markup-compatibility/2006" xmlns:r="http://schemas.openxmlformats.org/officeDocument/2006/relationships" xmlns:w="http://schemas.openxmlformats.org/wordprocessingml/2006/main" xmlns:w14="http://schemas.microsoft.com/office/word/2010/wordml" xmlns:w15="http://schemas.microsoft.com/office/word/2012/wordml" xmlns:w16cex="http://schemas.microsoft.com/office/word/2018/wordml/cex" xmlns:w16cid="http://schemas.microsoft.com/office/word/2016/wordml/cid" xmlns:w16="http://schemas.microsoft.com/office/word/2018/wordml" xmlns:w16sdtdh="http://schemas.microsoft.com/office/word/2020/wordml/sdtdatahash" xmlns:w16se="http://schemas.microsoft.com/office/word/2015/wordml/symex" mc:Ignorable="w14 w15 w16se w16cid w16 w16cex w16sdtdh">
   <w:docDefaults>
@@ -243,14 +1066,12 @@
         <w:rFonts w:ascii="Sakkal Majalla" w:eastAsiaTheme="minorHAnsi" w:hAnsi="Sakkal Majalla" w:cs="Sakkal Majalla"/>
         <w:sz w:val="28"/>
         <w:szCs w:val="28"/>
-        <w:lang w:val="en-IL" w:eastAsia="en-US" w:bidi="he-IL"/>
+        <w:lang w:val="en-US" w:eastAsia="en-US" w:bidi="he-IL"/>
       </w:rPr>
     </w:rPrDefault>
     <w:pPrDefault>
       <w:pPr>
-        <w:bidi/>
         <w:spacing w:after="160" w:line="259" w:lineRule="auto"/>
-        <w:jc w:val="both"/>
       </w:pPr>
     </w:pPrDefault>
   </w:docDefaults>
@@ -635,11 +1456,6 @@
   <w:style w:type="paragraph" w:default="1" w:styleId="Normal">
     <w:name w:val="Normal"/>
     <w:qFormat/>
-    <w:rsid w:val="003348A6"/>
-    <w:pPr>
-      <w:bidi w:val="0"/>
-      <w:jc w:val="left"/>
-    </w:pPr>
   </w:style>
   <w:style w:type="character" w:default="1" w:styleId="DefaultParagraphFont">
     <w:name w:val="Default Paragraph Font"/>
@@ -673,10 +1489,73 @@
     <w:basedOn w:val="DefaultParagraphFont"/>
     <w:uiPriority w:val="99"/>
     <w:unhideWhenUsed/>
-    <w:rsid w:val="003348A6"/>
+    <w:rsid w:val="00857AAC"/>
     <w:rPr>
       <w:color w:val="0563C1" w:themeColor="hyperlink"/>
       <w:u w:val="single"/>
+    </w:rPr>
+  </w:style>
+  <w:style w:type="character" w:styleId="UnresolvedMention">
+    <w:name w:val="Unresolved Mention"/>
+    <w:basedOn w:val="DefaultParagraphFont"/>
+    <w:uiPriority w:val="99"/>
+    <w:semiHidden/>
+    <w:unhideWhenUsed/>
+    <w:rsid w:val="00857AAC"/>
+    <w:rPr>
+      <w:color w:val="605E5C"/>
+      <w:shd w:val="clear" w:color="auto" w:fill="E1DFDD"/>
+    </w:rPr>
+  </w:style>
+  <w:style w:type="character" w:styleId="FollowedHyperlink">
+    <w:name w:val="FollowedHyperlink"/>
+    <w:basedOn w:val="DefaultParagraphFont"/>
+    <w:uiPriority w:val="99"/>
+    <w:semiHidden/>
+    <w:unhideWhenUsed/>
+    <w:rsid w:val="00696677"/>
+    <w:rPr>
+      <w:color w:val="954F72" w:themeColor="followedHyperlink"/>
+      <w:u w:val="single"/>
+    </w:rPr>
+  </w:style>
+  <w:style w:type="paragraph" w:styleId="FootnoteText">
+    <w:name w:val="footnote text"/>
+    <w:basedOn w:val="Normal"/>
+    <w:link w:val="FootnoteTextChar"/>
+    <w:uiPriority w:val="99"/>
+    <w:semiHidden/>
+    <w:unhideWhenUsed/>
+    <w:rsid w:val="00C8544B"/>
+    <w:pPr>
+      <w:spacing w:after="0" w:line="240" w:lineRule="auto"/>
+    </w:pPr>
+    <w:rPr>
+      <w:sz w:val="20"/>
+      <w:szCs w:val="20"/>
+    </w:rPr>
+  </w:style>
+  <w:style w:type="character" w:customStyle="1" w:styleId="FootnoteTextChar">
+    <w:name w:val="Footnote Text Char"/>
+    <w:basedOn w:val="DefaultParagraphFont"/>
+    <w:link w:val="FootnoteText"/>
+    <w:uiPriority w:val="99"/>
+    <w:semiHidden/>
+    <w:rsid w:val="00C8544B"/>
+    <w:rPr>
+      <w:sz w:val="20"/>
+      <w:szCs w:val="20"/>
+    </w:rPr>
+  </w:style>
+  <w:style w:type="character" w:styleId="FootnoteReference">
+    <w:name w:val="footnote reference"/>
+    <w:basedOn w:val="DefaultParagraphFont"/>
+    <w:uiPriority w:val="99"/>
+    <w:semiHidden/>
+    <w:unhideWhenUsed/>
+    <w:rsid w:val="00C8544B"/>
+    <w:rPr>
+      <w:vertAlign w:val="superscript"/>
     </w:rPr>
   </w:style>
 </w:styles>
@@ -975,4 +1854,16 @@
     </a:ext>
   </a:extLst>
 </a:theme>
+</file>
+
+<file path=customXml/item1.xml><?xml version="1.0" encoding="utf-8"?>
+<b:Sources xmlns:b="http://schemas.openxmlformats.org/officeDocument/2006/bibliography" xmlns="http://schemas.openxmlformats.org/officeDocument/2006/bibliography" SelectedStyle="\APASixthEditionOfficeOnline.xsl" StyleName="APA" Version="6"/>
+</file>
+
+<file path=customXml/itemProps1.xml><?xml version="1.0" encoding="utf-8"?>
+<ds:datastoreItem xmlns:ds="http://schemas.openxmlformats.org/officeDocument/2006/customXml" ds:itemID="{216D7D86-BCC5-482E-97E8-25AF2DDABA29}">
+  <ds:schemaRefs>
+    <ds:schemaRef ds:uri="http://schemas.openxmlformats.org/officeDocument/2006/bibliography"/>
+  </ds:schemaRefs>
+</ds:datastoreItem>
 </file>
--- a/docs/downloads/البشير-بالخلاص-في-المسيح-1887/تم/doc_0664.docx
+++ b/docs/downloads/البشير-بالخلاص-في-المسيح-1887/تم/doc_0664.docx
@@ -4,155 +4,191 @@
   <w:body>
     <w:p>
       <w:pPr>
-        <w:bidi/>
-        <w:jc w:val="both"/>
-        <w:rPr>
-          <w:rtl/>
-          <w:lang w:bidi="ar-LB"/>
+        <w:rPr>
+          <w:rtl/>
         </w:rPr>
       </w:pPr>
       <w:r>
-        <w:rPr>
-          <w:rtl/>
-          <w:lang w:bidi="ar-LB"/>
-        </w:rPr>
         <w:fldChar w:fldCharType="begin"/>
       </w:r>
       <w:r>
-        <w:rPr>
-          <w:rtl/>
-          <w:lang w:bidi="ar-LB"/>
-        </w:rPr>
-        <w:instrText xml:space="preserve"> </w:instrText>
-      </w:r>
-      <w:r>
-        <w:rPr>
-          <w:rFonts w:hint="cs"/>
-          <w:lang w:bidi="ar-LB"/>
-        </w:rPr>
-        <w:instrText>HYPERLINK</w:instrText>
-      </w:r>
-      <w:r>
-        <w:rPr>
-          <w:rFonts w:hint="cs"/>
-          <w:rtl/>
-          <w:lang w:bidi="ar-LB"/>
-        </w:rPr>
-        <w:instrText xml:space="preserve"> "</w:instrText>
-      </w:r>
-      <w:r>
-        <w:rPr>
-          <w:rFonts w:hint="cs"/>
-          <w:lang w:bidi="ar-LB"/>
-        </w:rPr>
-        <w:instrText>https://www.bibelkommentare.de/kommentare/k-4765/botschafter-des-heils-in-christo-1887/gemeinschaft</w:instrText>
-      </w:r>
-      <w:r>
-        <w:rPr>
-          <w:rFonts w:hint="cs"/>
-          <w:rtl/>
-          <w:lang w:bidi="ar-LB"/>
-        </w:rPr>
-        <w:instrText>"</w:instrText>
-      </w:r>
-      <w:r>
-        <w:rPr>
-          <w:rtl/>
-          <w:lang w:bidi="ar-LB"/>
-        </w:rPr>
-        <w:instrText xml:space="preserve"> </w:instrText>
-      </w:r>
-      <w:r>
-        <w:rPr>
-          <w:rtl/>
-          <w:lang w:bidi="ar-LB"/>
-        </w:rPr>
-      </w:r>
-      <w:r>
-        <w:rPr>
-          <w:rtl/>
-          <w:lang w:bidi="ar-LB"/>
-        </w:rPr>
+        <w:instrText>HYPERLINK "https://www.bibelkommentare.de/kommentare/k-4802/botschafter-des-heils-in-christo-1887/geistliche-traegheit-mittel-zur-wiederherstellung"</w:instrText>
+      </w:r>
+      <w:r>
         <w:fldChar w:fldCharType="separate"/>
       </w:r>
       <w:r>
         <w:rPr>
           <w:rStyle w:val="Hyperlink"/>
-          <w:rFonts w:hint="cs"/>
-          <w:rtl/>
-          <w:lang w:bidi="ar-LB"/>
-        </w:rPr>
-        <w:t>الشركة</w:t>
-      </w:r>
-      <w:r>
-        <w:rPr>
-          <w:rtl/>
-          <w:lang w:bidi="ar-LB"/>
+          <w:rtl/>
+        </w:rPr>
+        <w:t>التراخي الروحي ووسيلة تجديده</w:t>
+      </w:r>
+      <w:r>
+        <w:rPr>
+          <w:rStyle w:val="Hyperlink"/>
         </w:rPr>
         <w:fldChar w:fldCharType="end"/>
       </w:r>
     </w:p>
     <w:p>
       <w:pPr>
-        <w:bidi/>
-        <w:jc w:val="both"/>
-        <w:rPr>
-          <w:rtl/>
-          <w:lang w:bidi="ar-LB"/>
+        <w:bidi w:val="0"/>
+        <w:rPr>
+          <w:rtl/>
         </w:rPr>
       </w:pPr>
       <w:r>
         <w:rPr>
           <w:rFonts w:hint="cs"/>
           <w:rtl/>
-          <w:lang w:bidi="ar-LB"/>
-        </w:rPr>
-        <w:t>ما هو</w:t>
-      </w:r>
-      <w:r>
-        <w:rPr>
-          <w:rtl/>
-          <w:lang w:bidi="ar-SA"/>
-        </w:rPr>
-        <w:t xml:space="preserve"> </w:t>
-      </w:r>
-      <w:r>
-        <w:rPr>
-          <w:rtl/>
-          <w:lang w:bidi="ar-LB"/>
-        </w:rPr>
-        <w:t>على الأغلب</w:t>
-      </w:r>
-      <w:r>
-        <w:rPr>
-          <w:rFonts w:hint="cs"/>
-          <w:rtl/>
-          <w:lang w:bidi="ar-LB"/>
-        </w:rPr>
-        <w:t xml:space="preserve"> الشيء الذي يشجّع شركة المؤمنين بين بعضهم البعض؟ إنها الشركة الشخصية، الباطنية والخفية بملء المسيح.</w:t>
+        </w:rPr>
+        <w:t>البشير بالخلاص في المسيح 1887</w:t>
       </w:r>
     </w:p>
     <w:p>
       <w:pPr>
-        <w:bidi/>
-        <w:jc w:val="both"/>
-        <w:rPr>
-          <w:rtl/>
-          <w:lang w:bidi="ar-LB"/>
+        <w:rPr>
+          <w:rtl/>
+          <w:lang w:bidi="ar-SA"/>
         </w:rPr>
       </w:pPr>
       <w:r>
         <w:rPr>
           <w:rFonts w:hint="cs"/>
           <w:rtl/>
-          <w:lang w:bidi="ar-LB"/>
-        </w:rPr>
-        <w:t xml:space="preserve">إن ينابيع المياه المتدفقة في الأنهر الكبيرة لا تنبع في الواقع من حيثما تراه العين. إنها موصولة باتصال سري </w:t>
-      </w:r>
-      <w:r>
-        <w:rPr>
-          <w:rtl/>
-          <w:lang w:bidi="ar-LB"/>
+          <w:lang w:bidi="ar-SA"/>
+        </w:rPr>
+        <w:t>المفتاح لهذا المقطع الجميل نجده في الكلمات: "</w:t>
+      </w:r>
+      <w:r>
+        <w:rPr>
+          <w:rFonts w:ascii="Arial" w:hAnsi="Arial" w:cs="Arial" w:hint="cs"/>
+          <w:rtl/>
+          <w:lang w:bidi="ar-SA"/>
+        </w:rPr>
+        <w:t>​</w:t>
+      </w:r>
+      <w:r>
+        <w:rPr>
+          <w:rFonts w:hint="cs"/>
+          <w:rtl/>
+          <w:lang w:bidi="ar-SA"/>
+        </w:rPr>
+        <w:t>أَنَا</w:t>
+      </w:r>
+      <w:r>
+        <w:rPr>
+          <w:rtl/>
+          <w:lang w:bidi="ar-SA"/>
+        </w:rPr>
+        <w:t xml:space="preserve"> </w:t>
+      </w:r>
+      <w:r>
+        <w:rPr>
+          <w:rFonts w:hint="cs"/>
+          <w:rtl/>
+          <w:lang w:bidi="ar-SA"/>
+        </w:rPr>
+        <w:t>نَائِمَةٌ</w:t>
+      </w:r>
+      <w:r>
+        <w:rPr>
+          <w:rtl/>
+          <w:lang w:bidi="ar-SA"/>
+        </w:rPr>
+        <w:t xml:space="preserve"> </w:t>
+      </w:r>
+      <w:r>
+        <w:rPr>
+          <w:rFonts w:hint="cs"/>
+          <w:rtl/>
+          <w:lang w:bidi="ar-SA"/>
+        </w:rPr>
+        <w:t>وَقَلْبِي</w:t>
+      </w:r>
+      <w:r>
+        <w:rPr>
+          <w:rFonts w:hint="cs"/>
+          <w:rtl/>
+          <w:lang w:bidi="ar-SA"/>
+        </w:rPr>
+        <w:t xml:space="preserve"> (وروحي)</w:t>
+      </w:r>
+      <w:r>
+        <w:rPr>
+          <w:rtl/>
+          <w:lang w:bidi="ar-SA"/>
+        </w:rPr>
+        <w:t xml:space="preserve"> </w:t>
+      </w:r>
+      <w:r>
+        <w:rPr>
+          <w:rFonts w:hint="cs"/>
+          <w:rtl/>
+          <w:lang w:bidi="ar-SA"/>
+        </w:rPr>
+        <w:t>مُسْتَيْقِظٌ</w:t>
+      </w:r>
+      <w:r>
+        <w:rPr>
+          <w:rtl/>
+          <w:lang w:bidi="ar-SA"/>
+        </w:rPr>
+        <w:t>.</w:t>
+      </w:r>
+      <w:r>
+        <w:rPr>
+          <w:rFonts w:hint="cs"/>
+          <w:rtl/>
+          <w:lang w:bidi="ar-SA"/>
+        </w:rPr>
+        <w:t>" إن قلب العروس</w:t>
+      </w:r>
+      <w:r>
+        <w:rPr>
+          <w:rStyle w:val="FootnoteReference"/>
+          <w:rtl/>
+          <w:lang w:bidi="ar-SA"/>
+        </w:rPr>
+        <w:footnoteReference w:id="1"/>
+      </w:r>
+      <w:r>
+        <w:rPr>
+          <w:rFonts w:hint="cs"/>
+          <w:rtl/>
+          <w:lang w:bidi="ar-SA"/>
+        </w:rPr>
+        <w:t xml:space="preserve"> بقي أمينًا من نحو حبيبها؛ لكن بنفس الوقت كانت تعوزها طاقة، ميل للاسترخاء والارتياح، وبسبب ذلك أصبحت متراخية في سهرها وصحوها وقد سقطت في حالة من التراخي. إننا نلاحظ هذا الأمر من التناقض ما بين ظروفها وظروف الحبيب. فبينما رأسه كان ممتلئًا من الطل، وقُصَصه من ندى الليل، كانت مسترخية على سريرها. إن الكتاب مليء من هذه التناقضات، فمثلاً في قصة بطرس: هو جالس مستريحًا </w:t>
+      </w:r>
+      <w:r>
+        <w:rPr>
+          <w:rFonts w:hint="cs"/>
+          <w:rtl/>
+          <w:lang w:bidi="ar-SA"/>
+        </w:rPr>
+        <w:t xml:space="preserve">يستدفئ </w:t>
+      </w:r>
+      <w:r>
+        <w:rPr>
+          <w:rFonts w:hint="cs"/>
+          <w:rtl/>
+          <w:lang w:bidi="ar-SA"/>
+        </w:rPr>
+        <w:t xml:space="preserve">مع أعداء المسيح </w:t>
+      </w:r>
+      <w:r>
+        <w:rPr>
+          <w:rFonts w:hint="cs"/>
+          <w:rtl/>
+          <w:lang w:bidi="ar-SA"/>
+        </w:rPr>
+        <w:t xml:space="preserve">بينما ربه وسيده كان يتعرض لتعييرات وإهانات مضطهديه (لوقا 22: 55 </w:t>
+      </w:r>
+      <w:r>
+        <w:rPr>
+          <w:rtl/>
+          <w:lang w:bidi="ar-SA"/>
         </w:rPr>
         <w:t>–</w:t>
       </w:r>
@@ -160,79 +196,1738 @@
         <w:rPr>
           <w:rFonts w:hint="cs"/>
           <w:rtl/>
-          <w:lang w:bidi="ar-LB"/>
-        </w:rPr>
-        <w:t xml:space="preserve"> لا تراه العين، ولكنه لا ينقطع </w:t>
-      </w:r>
-      <w:r>
-        <w:rPr>
-          <w:rtl/>
-          <w:lang w:bidi="ar-LB"/>
-        </w:rPr>
-        <w:t>–</w:t>
-      </w:r>
-      <w:r>
-        <w:rPr>
-          <w:rFonts w:hint="cs"/>
-          <w:rtl/>
-          <w:lang w:bidi="ar-LB"/>
-        </w:rPr>
-        <w:t xml:space="preserve"> بحاوٍ مُخفى، لا يغلبه أمر ولا ينضب أبدًا في بُعد وعُمق لا حد له. فبالمياه المتدفقة باستمرار من هذا الحاوي إليها، يفيض أخيرًا الينبوع، والنهر يمتد في جريانه إلى كل صوب، ويتصل في طريقه بأنهر هي أيضًا تُعيد فضل كيانها لحاويات شبيهة، إلى أن تتحد جميعها أخيرًا في المحيط الواسع الذي لا قياس له.</w:t>
+          <w:lang w:bidi="ar-SA"/>
+        </w:rPr>
+        <w:t xml:space="preserve"> 64).</w:t>
       </w:r>
     </w:p>
     <w:p>
       <w:pPr>
-        <w:bidi/>
-        <w:jc w:val="both"/>
-        <w:rPr>
-          <w:rFonts w:hint="cs"/>
-          <w:rtl/>
-          <w:lang w:bidi="ar-LB"/>
+        <w:rPr>
+          <w:rtl/>
+          <w:lang w:bidi="ar-SA"/>
         </w:rPr>
       </w:pPr>
       <w:r>
         <w:rPr>
           <w:rFonts w:hint="cs"/>
           <w:rtl/>
-          <w:lang w:bidi="ar-LB"/>
-        </w:rPr>
-        <w:t xml:space="preserve">لذا دعونا جميعنا نستقي من ملء المسيح </w:t>
-      </w:r>
-      <w:proofErr w:type="spellStart"/>
-      <w:r>
-        <w:rPr>
-          <w:rFonts w:hint="cs"/>
-          <w:rtl/>
-          <w:lang w:bidi="ar-LB"/>
-        </w:rPr>
-        <w:t>المُخفَى</w:t>
-      </w:r>
-      <w:proofErr w:type="spellEnd"/>
-      <w:r>
-        <w:rPr>
-          <w:rFonts w:hint="cs"/>
-          <w:rtl/>
-          <w:lang w:bidi="ar-LB"/>
-        </w:rPr>
-        <w:t xml:space="preserve"> والذي لا استقصاء له، من ذلك الحاوي الذي لا يُغلَب ولا ينضب أبدًا، الذي هو من جانب مخفى عن العين، ولكنه معروف جيدًا لعين الإيمان؛ دعونا نمكث في شركة شخصية وغير منقطعة بملء المسيح، وفي حينه، عندما نكون قد أطفأنا في طريقنا بعض الأراضي العطشة، سنصل أخيرًا أيضًا إلى مصب محيطٍ من الفرح قد أُعِدّ لكل كنيسة المسيح.</w:t>
+          <w:lang w:bidi="ar-SA"/>
+        </w:rPr>
+        <w:t>إن مثل هذه الحالة الروحية تُظهر دائمًا بأن المرء خاضع لتأثيرات هذا العالم، والرب لا يمكنه أن يتغاضى عن ذلك من دون أي اهتمام. كلا، هو يحب خاصته بعمق شديد أكثر من أن يسمح لهم بأن يبقوا في مثل هذه الحالة، ولذا فهو أيضًا يبذل جهده بأن يوقظهم من نعاس نومهم. هكذا هو الأمر في المقطع الكتابي الذي أمامنا؛ لأن الحبيبة سريعًا ما ستشعر في أعماقها بأن حبيبها يرغب بسماح من عندها. هي تقول: "</w:t>
+      </w:r>
+      <w:r>
+        <w:rPr>
+          <w:rtl/>
+          <w:lang w:bidi="ar-SA"/>
+        </w:rPr>
+        <w:t>صَوْتُ حَبِيبِي قَارِعًا: «اِفْتَحِي لِي يَا أُخْتِي، يَا حَبِيبَتِي، يَا حَمَامَتِي، يَا كَامِلَتِي! لأَنَّ رَأْسِي امْتَلأَ مِنَ الطَّلِّ، وَقُصَصِي مِنْ نُدَى اللَّيْلِ»</w:t>
+      </w:r>
+      <w:r>
+        <w:rPr>
+          <w:rFonts w:hint="cs"/>
+          <w:rtl/>
+          <w:lang w:bidi="ar-SA"/>
+        </w:rPr>
+        <w:t xml:space="preserve">" إن العبارات التي يستخدمها، الأسماء الرقيقة التي يدعو حبيبته بها، من المؤكد أنها كانت تستهدف إيقاظ أشواق قلبها؛ لأنها تشهد </w:t>
+      </w:r>
+      <w:r>
+        <w:rPr>
+          <w:rFonts w:hint="cs"/>
+          <w:rtl/>
+          <w:lang w:bidi="ar-SA"/>
+        </w:rPr>
+        <w:t>كم كانت غالية عليه، بينما هي تعترف بذات الوقت بأنها لم تنسه. إلا أن سبب دعوته يعود إلى التناقض الذي ذكرناه: هو كان في الخارج، ساهرًا وحارسًا، وهي كانت في الداخل في استرخاء وارتياح.</w:t>
       </w:r>
     </w:p>
     <w:p>
       <w:pPr>
         <w:rPr>
-          <w:rFonts w:cstheme="minorBidi"/>
-          <w:lang w:bidi="ar-LB"/>
+          <w:rtl/>
+          <w:lang w:bidi="ar-SA"/>
         </w:rPr>
       </w:pPr>
+      <w:r>
+        <w:rPr>
+          <w:rFonts w:hint="cs"/>
+          <w:rtl/>
+          <w:lang w:bidi="ar-SA"/>
+        </w:rPr>
+        <w:t>كيف كان من الممكن أنها رفضت طلب حبيبها الرقيق؟ إن ردها يكشف عن السر: "</w:t>
+      </w:r>
+      <w:r>
+        <w:rPr>
+          <w:rFonts w:ascii="Arial" w:hAnsi="Arial" w:cs="Arial" w:hint="cs"/>
+          <w:rtl/>
+          <w:lang w:bidi="ar-SA"/>
+        </w:rPr>
+        <w:t>​</w:t>
+      </w:r>
+      <w:r>
+        <w:rPr>
+          <w:rFonts w:hint="cs"/>
+          <w:rtl/>
+          <w:lang w:bidi="ar-SA"/>
+        </w:rPr>
+        <w:t>قَدْ</w:t>
+      </w:r>
+      <w:r>
+        <w:rPr>
+          <w:rtl/>
+          <w:lang w:bidi="ar-SA"/>
+        </w:rPr>
+        <w:t xml:space="preserve"> </w:t>
+      </w:r>
+      <w:r>
+        <w:rPr>
+          <w:rFonts w:hint="cs"/>
+          <w:rtl/>
+          <w:lang w:bidi="ar-SA"/>
+        </w:rPr>
+        <w:t>خَلَعْتُ</w:t>
+      </w:r>
+      <w:r>
+        <w:rPr>
+          <w:rtl/>
+          <w:lang w:bidi="ar-SA"/>
+        </w:rPr>
+        <w:t xml:space="preserve"> </w:t>
+      </w:r>
+      <w:r>
+        <w:rPr>
+          <w:rFonts w:hint="cs"/>
+          <w:rtl/>
+          <w:lang w:bidi="ar-SA"/>
+        </w:rPr>
+        <w:t>ثَوْبِي،</w:t>
+      </w:r>
+      <w:r>
+        <w:rPr>
+          <w:rtl/>
+          <w:lang w:bidi="ar-SA"/>
+        </w:rPr>
+        <w:t xml:space="preserve"> </w:t>
+      </w:r>
+      <w:r>
+        <w:rPr>
+          <w:rFonts w:hint="cs"/>
+          <w:rtl/>
+          <w:lang w:bidi="ar-SA"/>
+        </w:rPr>
+        <w:t>فَكَيْفَ</w:t>
+      </w:r>
+      <w:r>
+        <w:rPr>
+          <w:rtl/>
+          <w:lang w:bidi="ar-SA"/>
+        </w:rPr>
+        <w:t xml:space="preserve"> </w:t>
+      </w:r>
+      <w:r>
+        <w:rPr>
+          <w:rFonts w:hint="cs"/>
+          <w:rtl/>
+          <w:lang w:bidi="ar-SA"/>
+        </w:rPr>
+        <w:t>أَلْبَسُهُ؟</w:t>
+      </w:r>
+      <w:r>
+        <w:rPr>
+          <w:rtl/>
+          <w:lang w:bidi="ar-SA"/>
+        </w:rPr>
+        <w:t xml:space="preserve"> </w:t>
+      </w:r>
+      <w:r>
+        <w:rPr>
+          <w:rFonts w:hint="cs"/>
+          <w:rtl/>
+          <w:lang w:bidi="ar-SA"/>
+        </w:rPr>
+        <w:t>قَدْ</w:t>
+      </w:r>
+      <w:r>
+        <w:rPr>
+          <w:rtl/>
+          <w:lang w:bidi="ar-SA"/>
+        </w:rPr>
+        <w:t xml:space="preserve"> </w:t>
+      </w:r>
+      <w:r>
+        <w:rPr>
+          <w:rFonts w:hint="cs"/>
+          <w:rtl/>
+          <w:lang w:bidi="ar-SA"/>
+        </w:rPr>
+        <w:t>غَسَلْتُ</w:t>
+      </w:r>
+      <w:r>
+        <w:rPr>
+          <w:rtl/>
+          <w:lang w:bidi="ar-SA"/>
+        </w:rPr>
+        <w:t xml:space="preserve"> </w:t>
+      </w:r>
+      <w:r>
+        <w:rPr>
+          <w:rFonts w:hint="cs"/>
+          <w:rtl/>
+          <w:lang w:bidi="ar-SA"/>
+        </w:rPr>
+        <w:t>رِجْلَيَّ،</w:t>
+      </w:r>
+      <w:r>
+        <w:rPr>
+          <w:rtl/>
+          <w:lang w:bidi="ar-SA"/>
+        </w:rPr>
+        <w:t xml:space="preserve"> </w:t>
+      </w:r>
+      <w:r>
+        <w:rPr>
+          <w:rFonts w:hint="cs"/>
+          <w:rtl/>
+          <w:lang w:bidi="ar-SA"/>
+        </w:rPr>
+        <w:t>فَكَيْفَ</w:t>
+      </w:r>
+      <w:r>
+        <w:rPr>
+          <w:rtl/>
+          <w:lang w:bidi="ar-SA"/>
+        </w:rPr>
+        <w:t xml:space="preserve"> </w:t>
+      </w:r>
+      <w:r>
+        <w:rPr>
+          <w:rFonts w:hint="cs"/>
+          <w:rtl/>
+          <w:lang w:bidi="ar-SA"/>
+        </w:rPr>
+        <w:t>أُوَسِّخُهُمَا؟</w:t>
+      </w:r>
+      <w:r>
+        <w:rPr>
+          <w:rFonts w:hint="cs"/>
+          <w:rtl/>
+          <w:lang w:bidi="ar-SA"/>
+        </w:rPr>
+        <w:t xml:space="preserve">" مشغوليتها كانت أكثر براحتها من متطلباته هو، ولهذا </w:t>
+      </w:r>
+      <w:r>
+        <w:rPr>
+          <w:rFonts w:hint="cs"/>
+          <w:rtl/>
+          <w:lang w:bidi="ar-SA"/>
+        </w:rPr>
+        <w:t>كانت ستفتقر لإنكار ذاتها والطاقة لتتجاوب لدعائه. كم كثير منا يفقدون بهذه الصورة تمتعهم بعِشرة حميمة مع المسيح! هو قريب منا وهو يسعى بأن يُظهر لنا ذاته بصورة أكمل، وحضوره لا يغيب وعيه عنا؛ لكننا للأسف مشغولين بأمور أخرى، وقلوبنا في هذا الوقت متجهة إلى موضوع آخر، وبالتالي نحن نفقد التمتع والشركة التي أراد أن يضمنها لنا. إننا مثل الحبيبة قد خلعنا ثوبنا ولا يمكننا أن نلبسه ثانية؛ فقد نسينا، بأن أحقاءنا يجب أن تكون دائمًا ممنطقة؛ فإننا قد غسلنا، وذلك حتى نواصل التكلم في اللغة المصورة، أقدامنا وقد أصبحت مستريحة حتى أن</w:t>
+      </w:r>
+      <w:r>
+        <w:rPr>
+          <w:rFonts w:hint="cs"/>
+          <w:rtl/>
+          <w:lang w:bidi="ar-SA"/>
+        </w:rPr>
+        <w:t>نا لا يمكننا أن نلبسها أحذيتنا، مع أن الرب هو الذي يطالبنا بأن نفتح له الباب.</w:t>
+      </w:r>
+    </w:p>
+    <w:p>
+      <w:pPr>
+        <w:rPr>
+          <w:rtl/>
+          <w:lang w:bidi="ar-SA"/>
+        </w:rPr>
+      </w:pPr>
+      <w:r>
+        <w:rPr>
+          <w:rFonts w:hint="cs"/>
+          <w:rtl/>
+          <w:lang w:bidi="ar-SA"/>
+        </w:rPr>
+        <w:t>غير أنه لا يُجبر أبدًا القلوب التي ليست على استعداد أن تسترق لسماع صوته. فحينما اكتشف بأن الباب بقي موصدًا أمامه، تراجع إلى الوراء. إن الحبيبة كان لها عِلم بجهوده التي بذلها لكي تفتح له ليدخل. هي سمعت صوته؛ فيده كانت مستندة على مقبض القفل ومدّها نحوها من فتحته. أخيرًا رد قلبها؛ "</w:t>
+      </w:r>
+      <w:r>
+        <w:rPr>
+          <w:rtl/>
+          <w:lang w:bidi="ar-SA"/>
+        </w:rPr>
+        <w:t>فَأَنَّتْ عَلَيْهِ أَحْشَائ</w:t>
+      </w:r>
+      <w:r>
+        <w:rPr>
+          <w:rFonts w:hint="cs"/>
+          <w:rtl/>
+          <w:lang w:bidi="ar-SA"/>
+        </w:rPr>
+        <w:t xml:space="preserve">ها" (تحركت أحشاؤها نحوه." </w:t>
+      </w:r>
+      <w:r>
+        <w:rPr>
+          <w:rFonts w:hint="cs"/>
+          <w:rtl/>
+          <w:lang w:bidi="ar-SA"/>
+        </w:rPr>
+        <w:t xml:space="preserve">فتلاشى تراخيها؛ وقامت وفتحت لحبيبها؛ لكنه </w:t>
+      </w:r>
+      <w:r>
+        <w:rPr>
+          <w:rtl/>
+          <w:lang w:bidi="ar-SA"/>
+        </w:rPr>
+        <w:t>–</w:t>
+      </w:r>
+      <w:r>
+        <w:rPr>
+          <w:rFonts w:hint="cs"/>
+          <w:rtl/>
+          <w:lang w:bidi="ar-SA"/>
+        </w:rPr>
+        <w:t xml:space="preserve"> "</w:t>
+      </w:r>
+      <w:r>
+        <w:rPr>
+          <w:rtl/>
+          <w:lang w:bidi="ar-SA"/>
+        </w:rPr>
+        <w:t>تَحَوَّلَ وَعَبَرَ</w:t>
+      </w:r>
+      <w:r>
+        <w:rPr>
+          <w:rFonts w:hint="cs"/>
+          <w:rtl/>
+          <w:lang w:bidi="ar-SA"/>
+        </w:rPr>
+        <w:t>" آهٍ، لقد فوّتت فرصتها. حينما رغبت بدخول حبيبها، لم تكن قد تغلبت على نفسها حتى تفتح له، والآن حيث أرادت بأن تستقبله، كان عليها أن تكتشف بأنه تحوّل وعبر. على النفس أن تتعلم بأنها متعلقة بمسرة الرب ورضاه، وبأن الشركة والتمتع بعِشرة حميمة به متاحة فقط لقلب يتجاوب مع ندائه؛ باختصار، فعليها أن تتعلم أنها ستستريح على صدر الرب فقط إن اجتذبها هو إلى هذا المكان المبارك. إن الحبيب كان قد دنا من عروسه وقد قدّم لها ذاته في كامل جاذبية محبته؛ غير أنها هي التي حرمت نفسها من التمتع ببركات لا يُعبّر عنها، لأنها سعت إلى راحتها في مكان لم يكن قد وجد هو فيه أي راحة له.</w:t>
+      </w:r>
+    </w:p>
+    <w:p>
+      <w:pPr>
+        <w:rPr>
+          <w:rtl/>
+          <w:lang w:bidi="ar-SA"/>
+        </w:rPr>
+      </w:pPr>
+      <w:r>
+        <w:rPr>
+          <w:rFonts w:hint="cs"/>
+          <w:rtl/>
+          <w:lang w:bidi="ar-SA"/>
+        </w:rPr>
+        <w:t xml:space="preserve">إلى تلك اللحظة </w:t>
+      </w:r>
+      <w:r>
+        <w:rPr>
+          <w:rFonts w:hint="cs"/>
+          <w:rtl/>
+          <w:lang w:bidi="ar-SA"/>
+        </w:rPr>
+        <w:t xml:space="preserve">كان السعي </w:t>
+      </w:r>
+      <w:r>
+        <w:rPr>
+          <w:rFonts w:hint="cs"/>
+          <w:rtl/>
+          <w:lang w:bidi="ar-SA"/>
+        </w:rPr>
+        <w:t>سعيه هو</w:t>
+      </w:r>
+      <w:r>
+        <w:rPr>
+          <w:rFonts w:hint="cs"/>
+          <w:rtl/>
+          <w:lang w:bidi="ar-SA"/>
+        </w:rPr>
+        <w:t>؛ والآن جاء دورها في السعي وخيبة الأمل. لقد قامت لتفتح لحبيبها وللوقت اكتشفت كم كانت خسارتها كبيرة؛ لأن آثار حبيبها العطرة بقيت هناك. وحينما وضعت يداها حيثما كانت يداه على مقبض القفل، قطرت مرًا. عندها قالت: "</w:t>
+      </w:r>
+      <w:r>
+        <w:rPr>
+          <w:rtl/>
+          <w:lang w:bidi="ar-SA"/>
+        </w:rPr>
+        <w:t>طَلَبْتُهُ فَمَا وَجَدْتُهُ. دَعَوْتُهُ فَمَا أَجَابَنِي.</w:t>
+      </w:r>
+      <w:r>
+        <w:rPr>
+          <w:rFonts w:hint="cs"/>
+          <w:rtl/>
+          <w:lang w:bidi="ar-SA"/>
+        </w:rPr>
+        <w:t xml:space="preserve">" (عدد 6). فهل تخلى الحبيب عن محبته؟ حاشا! إنه فقط علمها درسًا هامًا وكان يسعى بأن يجدد نفسها في أنه أثار فيها طاقة قلبها وعواطف أشواقها. هكذا كشف عن حالتها الحقيقية أمام عيونها، وبنفس الوقت علّمها، بأن تجديد النفس يكون فقط عن طريق التأديب. إن التمتع بحضور المسيح من الممكن أن يضيع بلحظة؛ </w:t>
+      </w:r>
+      <w:r>
+        <w:rPr>
+          <w:rFonts w:hint="cs"/>
+          <w:rtl/>
+          <w:lang w:bidi="ar-SA"/>
+        </w:rPr>
+        <w:t>ولكن</w:t>
+      </w:r>
+      <w:r>
+        <w:rPr>
+          <w:rFonts w:hint="cs"/>
+          <w:rtl/>
+          <w:lang w:bidi="ar-SA"/>
+        </w:rPr>
+        <w:t xml:space="preserve"> </w:t>
+      </w:r>
+      <w:r>
+        <w:rPr>
+          <w:rFonts w:hint="cs"/>
+          <w:rtl/>
+          <w:lang w:bidi="ar-SA"/>
+        </w:rPr>
+        <w:t>من الممكن أن يمتد إلى أيام، وفي كثير من الأحيان يكون لأيام إلى أن تتجدد الشركة مرة ثانية. فالغفران يأتي مباشرة من بعد الاعتراف؛ لكن تجديد الشركة من الممكن أن يحدث فقط تدريجيًا ويتطلب وقتًا.</w:t>
+      </w:r>
+    </w:p>
+    <w:p>
+      <w:pPr>
+        <w:rPr>
+          <w:rtl/>
+          <w:lang w:bidi="ar-SA"/>
+        </w:rPr>
+      </w:pPr>
+      <w:r>
+        <w:rPr>
+          <w:rFonts w:hint="cs"/>
+          <w:rtl/>
+          <w:lang w:bidi="ar-SA"/>
+        </w:rPr>
+        <w:t>إن هذا نراه معروضًا أمامنا في اختبارات العروس بطريقة مصورة؛ فدعونا نتأمل فيها ب</w:t>
+      </w:r>
+      <w:r>
+        <w:rPr>
+          <w:rFonts w:hint="cs"/>
+          <w:rtl/>
+          <w:lang w:bidi="ar-SA"/>
+        </w:rPr>
+        <w:t xml:space="preserve">أكثر </w:t>
+      </w:r>
+      <w:r>
+        <w:rPr>
+          <w:rFonts w:hint="cs"/>
+          <w:rtl/>
+          <w:lang w:bidi="ar-SA"/>
+        </w:rPr>
+        <w:t>تفصيل. أولاً مكتوب: "</w:t>
+      </w:r>
+      <w:r>
+        <w:rPr>
+          <w:rFonts w:hint="cs"/>
+          <w:rtl/>
+          <w:lang w:bidi="ar-SA"/>
+        </w:rPr>
+        <w:t>و</w:t>
+      </w:r>
+      <w:r>
+        <w:rPr>
+          <w:rtl/>
+          <w:lang w:bidi="ar-SA"/>
+        </w:rPr>
+        <w:t>جَدَنِي الْحَرَسُ الطَّائِفُ فِي الْمَدِينَةِ. ضَرَبُونِي. جَرَحُونِي.</w:t>
+      </w:r>
+      <w:r>
+        <w:rPr>
+          <w:rFonts w:hint="cs"/>
+          <w:rtl/>
+          <w:lang w:bidi="ar-SA"/>
+        </w:rPr>
+        <w:t xml:space="preserve">" ما الذي كانت تفعله في شوارع المدينة من دون حبيبها في الليل؟ </w:t>
+      </w:r>
+      <w:r>
+        <w:rPr>
+          <w:rFonts w:hint="cs"/>
+          <w:rtl/>
+          <w:lang w:bidi="ar-SA"/>
+        </w:rPr>
+        <w:t>ف</w:t>
+      </w:r>
+      <w:r>
+        <w:rPr>
+          <w:rFonts w:hint="cs"/>
+          <w:rtl/>
+          <w:lang w:bidi="ar-SA"/>
+        </w:rPr>
+        <w:t xml:space="preserve">في أنها لم تجده، صارحت به الحرس الأمناء، ولم يشفقوا عليها؛ غير أنهم كانوا مكلّفين بممارسة التأديب </w:t>
+      </w:r>
+      <w:r>
+        <w:rPr>
+          <w:rFonts w:hint="cs"/>
+          <w:rtl/>
+          <w:lang w:bidi="ar-SA"/>
+        </w:rPr>
+        <w:t>و</w:t>
+      </w:r>
+      <w:r>
+        <w:rPr>
+          <w:rFonts w:hint="cs"/>
+          <w:rtl/>
+          <w:lang w:bidi="ar-SA"/>
+        </w:rPr>
+        <w:t>على الحفاظ على النظام في المدينة. كم هو جيد للاجتماع بأن يكون هنالك رجال أمناء يسهرون على النفوس "</w:t>
+      </w:r>
+      <w:r>
+        <w:rPr>
+          <w:rtl/>
+          <w:lang w:bidi="ar-SA"/>
+        </w:rPr>
+        <w:t>كَأَنَّهُمْ سَوْفَ يُعْطُونَ حِسَابًا،</w:t>
+      </w:r>
+      <w:r>
+        <w:rPr>
+          <w:rFonts w:hint="cs"/>
+          <w:rtl/>
+          <w:lang w:bidi="ar-SA"/>
+        </w:rPr>
+        <w:t xml:space="preserve">" (عبرانيين 13: 17)؛ والذين لا يتأخرون عن اختبار النفوس ومتابعتها ويؤدبونها عند الضرورة بقوة الكلمة ويجرحوها. إن الكنيسة </w:t>
+      </w:r>
+      <w:r>
+        <w:rPr>
+          <w:rFonts w:hint="cs"/>
+          <w:rtl/>
+          <w:lang w:bidi="ar-SA"/>
+        </w:rPr>
+        <w:t>تطالب</w:t>
+      </w:r>
+      <w:r>
+        <w:rPr>
+          <w:rFonts w:hint="cs"/>
+          <w:rtl/>
+          <w:lang w:bidi="ar-SA"/>
+        </w:rPr>
+        <w:t xml:space="preserve"> </w:t>
+      </w:r>
+      <w:r>
+        <w:rPr>
+          <w:rFonts w:hint="cs"/>
+          <w:rtl/>
+          <w:lang w:bidi="ar-SA"/>
+        </w:rPr>
+        <w:t>ب</w:t>
+      </w:r>
+      <w:r>
+        <w:rPr>
+          <w:rFonts w:hint="cs"/>
+          <w:rtl/>
+          <w:lang w:bidi="ar-SA"/>
+        </w:rPr>
+        <w:t xml:space="preserve">مثل أولئك الرجال القادرين على تمييز حالة النفوس وعلى مواجهة </w:t>
+      </w:r>
+      <w:r>
+        <w:rPr>
+          <w:rFonts w:hint="cs"/>
+          <w:rtl/>
+          <w:lang w:bidi="ar-SA"/>
+        </w:rPr>
+        <w:t>احتياجاتهم، برعاة قادرين على رعاية رعية الله، على رد الضالين منهم والذين ابتعدوا</w:t>
+      </w:r>
+      <w:r>
+        <w:rPr>
+          <w:rFonts w:hint="cs"/>
+          <w:rtl/>
+          <w:lang w:bidi="ar-SA"/>
+        </w:rPr>
+        <w:t xml:space="preserve"> أو انحرفوا</w:t>
+      </w:r>
+      <w:r>
+        <w:rPr>
+          <w:rFonts w:hint="cs"/>
+          <w:rtl/>
+          <w:lang w:bidi="ar-SA"/>
+        </w:rPr>
+        <w:t xml:space="preserve"> في </w:t>
+      </w:r>
+      <w:r>
+        <w:rPr>
+          <w:rFonts w:hint="cs"/>
+          <w:rtl/>
+          <w:lang w:bidi="ar-SA"/>
+        </w:rPr>
+        <w:t>قل</w:t>
+      </w:r>
+      <w:r>
+        <w:rPr>
+          <w:rFonts w:hint="cs"/>
+          <w:rtl/>
+          <w:lang w:bidi="ar-SA"/>
+        </w:rPr>
+        <w:t>و</w:t>
+      </w:r>
+      <w:r>
+        <w:rPr>
+          <w:rFonts w:hint="cs"/>
+          <w:rtl/>
+          <w:lang w:bidi="ar-SA"/>
+        </w:rPr>
+        <w:t>بهم</w:t>
+      </w:r>
+      <w:r>
+        <w:rPr>
+          <w:rFonts w:hint="cs"/>
+          <w:rtl/>
+          <w:lang w:bidi="ar-SA"/>
+        </w:rPr>
+        <w:t>.</w:t>
+      </w:r>
+    </w:p>
+    <w:p>
+      <w:pPr>
+        <w:rPr>
+          <w:rtl/>
+          <w:lang w:bidi="ar-SA"/>
+        </w:rPr>
+      </w:pPr>
+      <w:r>
+        <w:rPr>
+          <w:rFonts w:hint="cs"/>
+          <w:rtl/>
+          <w:lang w:bidi="ar-SA"/>
+        </w:rPr>
+        <w:t xml:space="preserve">من بعدها تصطدم العروس "بالحرس على السور." وهؤلاء يأخذون منها نقابها؛ فهم يكشفون عن حالتها، عن عُريها؛ لأنها كانت محرومة كنتيجة لتراخيها </w:t>
+      </w:r>
+      <w:proofErr w:type="spellStart"/>
+      <w:r>
+        <w:rPr>
+          <w:rFonts w:hint="cs"/>
+          <w:rtl/>
+          <w:lang w:bidi="ar-SA"/>
+        </w:rPr>
+        <w:t>وأنانيتها</w:t>
+      </w:r>
+      <w:proofErr w:type="spellEnd"/>
+      <w:r>
+        <w:rPr>
+          <w:rFonts w:hint="cs"/>
+          <w:rtl/>
+          <w:lang w:bidi="ar-SA"/>
+        </w:rPr>
+        <w:t xml:space="preserve"> في نظر حبيبها. إن كان حراس المدينة هم صورة للرعاة، فيحق لنا أن نرى في حراس السور صورة لأولئك الأشخاص الذين يحاولون الحفاظ على قداسة بيت الله. إن الأسوار تحمي من الأعداء من الخارج؛ فهي تستبعد الشر وتضمن للذين هم في الداخل السلام والأمان. إن الحرس الذين على السور يحافظون بذلك على الانفصال عن الشر والانفصال إلى الله باستبعادهم بغيرة جميع الذين لا حق لهم بالدخول، ويؤمّنون الدخول فقط للذين يحققون هذا الحق فيهم. فحينما وجدوا العروس ليلاً وهي منهمكة في بحثها عن حبيبها، أخذوا منها نقابها لأنه كان من واجبهم بأن يتأكّدوا إن كانت هي فعلاً ما كانت تزعمه أنها كذلك.</w:t>
+      </w:r>
+    </w:p>
+    <w:p>
+      <w:pPr>
+        <w:rPr>
+          <w:rtl/>
+          <w:lang w:bidi="ar-SA"/>
+        </w:rPr>
+      </w:pPr>
+      <w:r>
+        <w:rPr>
+          <w:rFonts w:hint="cs"/>
+          <w:rtl/>
+          <w:lang w:bidi="ar-SA"/>
+        </w:rPr>
+        <w:t>يا له من تناقض ما بين العروس في العدد 1 وفي العدد 7! لقد قالت: "</w:t>
+      </w:r>
+      <w:proofErr w:type="spellStart"/>
+      <w:r>
+        <w:rPr>
+          <w:rtl/>
+          <w:lang w:bidi="ar-SA"/>
+        </w:rPr>
+        <w:t>لِيَأْتِ</w:t>
+      </w:r>
+      <w:proofErr w:type="spellEnd"/>
+      <w:r>
+        <w:rPr>
+          <w:rtl/>
+          <w:lang w:bidi="ar-SA"/>
+        </w:rPr>
+        <w:t xml:space="preserve"> حَبِيبِي إِلَى جَنَّتِهِ وَيَأْكُلْ ثَمَرَهُ النَّفِيسَ.</w:t>
+      </w:r>
+      <w:r>
+        <w:rPr>
+          <w:rFonts w:hint="cs"/>
+          <w:rtl/>
+          <w:lang w:bidi="ar-SA"/>
+        </w:rPr>
+        <w:t>" (إصحاح 4: 16)؛ وعلى الفور أجابها: "</w:t>
+      </w:r>
+      <w:r>
+        <w:rPr>
+          <w:rFonts w:ascii="Times New Roman" w:hAnsi="Times New Roman" w:cs="Times New Roman" w:hint="cs"/>
+          <w:rtl/>
+          <w:lang w:bidi="ar-SA"/>
+        </w:rPr>
+        <w:t>​</w:t>
+      </w:r>
+      <w:r>
+        <w:rPr>
+          <w:rFonts w:hint="cs"/>
+          <w:rtl/>
+          <w:lang w:bidi="ar-SA"/>
+        </w:rPr>
+        <w:t>قَدْ</w:t>
+      </w:r>
+      <w:r>
+        <w:rPr>
+          <w:rtl/>
+          <w:lang w:bidi="ar-SA"/>
+        </w:rPr>
+        <w:t xml:space="preserve"> </w:t>
+      </w:r>
+      <w:r>
+        <w:rPr>
+          <w:rFonts w:hint="cs"/>
+          <w:rtl/>
+          <w:lang w:bidi="ar-SA"/>
+        </w:rPr>
+        <w:t>دَخَلْتُ</w:t>
+      </w:r>
+      <w:r>
+        <w:rPr>
+          <w:rtl/>
+          <w:lang w:bidi="ar-SA"/>
+        </w:rPr>
+        <w:t xml:space="preserve"> </w:t>
+      </w:r>
+      <w:r>
+        <w:rPr>
+          <w:rFonts w:hint="cs"/>
+          <w:rtl/>
+          <w:lang w:bidi="ar-SA"/>
+        </w:rPr>
+        <w:t>جَنَّتِي</w:t>
+      </w:r>
+      <w:r>
+        <w:rPr>
+          <w:rtl/>
+          <w:lang w:bidi="ar-SA"/>
+        </w:rPr>
+        <w:t xml:space="preserve"> </w:t>
+      </w:r>
+      <w:r>
+        <w:rPr>
+          <w:rFonts w:hint="cs"/>
+          <w:rtl/>
+          <w:lang w:bidi="ar-SA"/>
+        </w:rPr>
+        <w:t>يَا</w:t>
+      </w:r>
+      <w:r>
+        <w:rPr>
+          <w:rtl/>
+          <w:lang w:bidi="ar-SA"/>
+        </w:rPr>
+        <w:t xml:space="preserve"> </w:t>
+      </w:r>
+      <w:r>
+        <w:rPr>
+          <w:rFonts w:hint="cs"/>
+          <w:rtl/>
+          <w:lang w:bidi="ar-SA"/>
+        </w:rPr>
+        <w:t>أُخْتِي</w:t>
+      </w:r>
+      <w:r>
+        <w:rPr>
+          <w:rtl/>
+          <w:lang w:bidi="ar-SA"/>
+        </w:rPr>
+        <w:t xml:space="preserve"> </w:t>
+      </w:r>
+      <w:r>
+        <w:rPr>
+          <w:rFonts w:hint="cs"/>
+          <w:rtl/>
+          <w:lang w:bidi="ar-SA"/>
+        </w:rPr>
+        <w:t>الْعَرُوسُ</w:t>
+      </w:r>
+      <w:r>
+        <w:rPr>
+          <w:rtl/>
+          <w:lang w:bidi="ar-SA"/>
+        </w:rPr>
+        <w:t xml:space="preserve">. </w:t>
+      </w:r>
+      <w:r>
+        <w:rPr>
+          <w:rFonts w:hint="cs"/>
+          <w:rtl/>
+          <w:lang w:bidi="ar-SA"/>
+        </w:rPr>
+        <w:t>قَطَفْتُ</w:t>
+      </w:r>
+      <w:r>
+        <w:rPr>
+          <w:rtl/>
+          <w:lang w:bidi="ar-SA"/>
+        </w:rPr>
+        <w:t xml:space="preserve"> </w:t>
+      </w:r>
+      <w:r>
+        <w:rPr>
+          <w:rFonts w:hint="cs"/>
+          <w:rtl/>
+          <w:lang w:bidi="ar-SA"/>
+        </w:rPr>
+        <w:t>مُرِّي</w:t>
+      </w:r>
+      <w:r>
+        <w:rPr>
+          <w:rtl/>
+          <w:lang w:bidi="ar-SA"/>
+        </w:rPr>
+        <w:t xml:space="preserve"> </w:t>
+      </w:r>
+      <w:r>
+        <w:rPr>
+          <w:rFonts w:hint="cs"/>
+          <w:rtl/>
+          <w:lang w:bidi="ar-SA"/>
+        </w:rPr>
+        <w:t>مَعَ</w:t>
+      </w:r>
+      <w:r>
+        <w:rPr>
+          <w:rtl/>
+          <w:lang w:bidi="ar-SA"/>
+        </w:rPr>
+        <w:t xml:space="preserve"> </w:t>
+      </w:r>
+      <w:r>
+        <w:rPr>
+          <w:rFonts w:hint="cs"/>
+          <w:rtl/>
+          <w:lang w:bidi="ar-SA"/>
+        </w:rPr>
+        <w:t>طِيبِي</w:t>
+      </w:r>
+      <w:r>
+        <w:rPr>
+          <w:rtl/>
+          <w:lang w:bidi="ar-SA"/>
+        </w:rPr>
+        <w:t xml:space="preserve">. </w:t>
+      </w:r>
+      <w:r>
+        <w:rPr>
+          <w:rFonts w:hint="cs"/>
+          <w:rtl/>
+          <w:lang w:bidi="ar-SA"/>
+        </w:rPr>
+        <w:t>أَكَلْتُ</w:t>
+      </w:r>
+      <w:r>
+        <w:rPr>
+          <w:rtl/>
+          <w:lang w:bidi="ar-SA"/>
+        </w:rPr>
+        <w:t xml:space="preserve"> </w:t>
+      </w:r>
+      <w:r>
+        <w:rPr>
+          <w:rFonts w:hint="cs"/>
+          <w:rtl/>
+          <w:lang w:bidi="ar-SA"/>
+        </w:rPr>
+        <w:t>شَهْدِي</w:t>
+      </w:r>
+      <w:r>
+        <w:rPr>
+          <w:rtl/>
+          <w:lang w:bidi="ar-SA"/>
+        </w:rPr>
+        <w:t xml:space="preserve"> </w:t>
+      </w:r>
+      <w:r>
+        <w:rPr>
+          <w:rFonts w:hint="cs"/>
+          <w:rtl/>
+          <w:lang w:bidi="ar-SA"/>
+        </w:rPr>
+        <w:t>مَعَ</w:t>
+      </w:r>
+      <w:r>
+        <w:rPr>
+          <w:rtl/>
+          <w:lang w:bidi="ar-SA"/>
+        </w:rPr>
+        <w:t xml:space="preserve"> </w:t>
+      </w:r>
+      <w:r>
+        <w:rPr>
+          <w:rFonts w:hint="cs"/>
+          <w:rtl/>
+          <w:lang w:bidi="ar-SA"/>
+        </w:rPr>
+        <w:t>عَسَلِي</w:t>
+      </w:r>
+      <w:r>
+        <w:rPr>
+          <w:rtl/>
+          <w:lang w:bidi="ar-SA"/>
+        </w:rPr>
+        <w:t xml:space="preserve">. </w:t>
+      </w:r>
+      <w:r>
+        <w:rPr>
+          <w:rFonts w:hint="cs"/>
+          <w:rtl/>
+          <w:lang w:bidi="ar-SA"/>
+        </w:rPr>
+        <w:t>شَرِبْتُ</w:t>
+      </w:r>
+      <w:r>
+        <w:rPr>
+          <w:rtl/>
+          <w:lang w:bidi="ar-SA"/>
+        </w:rPr>
+        <w:t xml:space="preserve"> </w:t>
+      </w:r>
+      <w:r>
+        <w:rPr>
+          <w:rFonts w:hint="cs"/>
+          <w:rtl/>
+          <w:lang w:bidi="ar-SA"/>
+        </w:rPr>
+        <w:t>خَمْرِي</w:t>
+      </w:r>
+      <w:r>
+        <w:rPr>
+          <w:rtl/>
+          <w:lang w:bidi="ar-SA"/>
+        </w:rPr>
+        <w:t xml:space="preserve"> </w:t>
+      </w:r>
+      <w:r>
+        <w:rPr>
+          <w:rFonts w:hint="cs"/>
+          <w:rtl/>
+          <w:lang w:bidi="ar-SA"/>
+        </w:rPr>
+        <w:t>مَعَ</w:t>
+      </w:r>
+      <w:r>
+        <w:rPr>
+          <w:rtl/>
+          <w:lang w:bidi="ar-SA"/>
+        </w:rPr>
+        <w:t xml:space="preserve"> </w:t>
+      </w:r>
+      <w:r>
+        <w:rPr>
+          <w:rFonts w:hint="cs"/>
+          <w:rtl/>
+          <w:lang w:bidi="ar-SA"/>
+        </w:rPr>
+        <w:t>لَبَنِي</w:t>
+      </w:r>
+      <w:r>
+        <w:rPr>
+          <w:rtl/>
+          <w:lang w:bidi="ar-SA"/>
+        </w:rPr>
+        <w:t>.</w:t>
+      </w:r>
+      <w:r>
+        <w:rPr>
+          <w:rFonts w:hint="cs"/>
+          <w:rtl/>
+          <w:lang w:bidi="ar-SA"/>
+        </w:rPr>
+        <w:t xml:space="preserve"> إلخ..." لكن من بعد هذه الفترة في أسمى تمتع</w:t>
+      </w:r>
+      <w:r>
+        <w:rPr>
+          <w:rFonts w:hint="cs"/>
+          <w:rtl/>
+          <w:lang w:bidi="ar-SA"/>
+        </w:rPr>
+        <w:t>، وكما يحدث هذا كثيرًا في اختبارات النفوس، حدثت نكسة، ولهذا نحن نقرأ مباشرة من بعد ذلك: "</w:t>
+      </w:r>
+      <w:r>
+        <w:rPr>
+          <w:rFonts w:ascii="Times New Roman" w:hAnsi="Times New Roman" w:cs="Times New Roman" w:hint="cs"/>
+          <w:rtl/>
+          <w:lang w:bidi="ar-SA"/>
+        </w:rPr>
+        <w:t>​</w:t>
+      </w:r>
+      <w:r>
+        <w:rPr>
+          <w:rFonts w:hint="cs"/>
+          <w:rtl/>
+          <w:lang w:bidi="ar-SA"/>
+        </w:rPr>
+        <w:t>أَنَا</w:t>
+      </w:r>
+      <w:r>
+        <w:rPr>
+          <w:rtl/>
+          <w:lang w:bidi="ar-SA"/>
+        </w:rPr>
+        <w:t xml:space="preserve"> </w:t>
+      </w:r>
+      <w:r>
+        <w:rPr>
+          <w:rFonts w:hint="cs"/>
+          <w:rtl/>
+          <w:lang w:bidi="ar-SA"/>
+        </w:rPr>
+        <w:t>نَائِمَةٌ</w:t>
+      </w:r>
+      <w:r>
+        <w:rPr>
+          <w:rtl/>
+          <w:lang w:bidi="ar-SA"/>
+        </w:rPr>
+        <w:t xml:space="preserve"> </w:t>
+      </w:r>
+      <w:r>
+        <w:rPr>
+          <w:rFonts w:hint="cs"/>
+          <w:rtl/>
+          <w:lang w:bidi="ar-SA"/>
+        </w:rPr>
+        <w:t>وَقَلْبِي</w:t>
+      </w:r>
+      <w:r>
+        <w:rPr>
+          <w:rtl/>
+          <w:lang w:bidi="ar-SA"/>
+        </w:rPr>
+        <w:t xml:space="preserve"> </w:t>
+      </w:r>
+      <w:r>
+        <w:rPr>
+          <w:rFonts w:hint="cs"/>
+          <w:rtl/>
+          <w:lang w:bidi="ar-SA"/>
+        </w:rPr>
+        <w:t>مُسْتَيْقِظٌ</w:t>
+      </w:r>
+      <w:r>
+        <w:rPr>
+          <w:rFonts w:hint="cs"/>
+          <w:rtl/>
+          <w:lang w:bidi="ar-SA"/>
+        </w:rPr>
+        <w:t xml:space="preserve"> (نمت وروحي ساهرة.)" والآن التي كانت سعيدة من الفرح في عِشرتها مع حبيبها وكانت تتمتع من ثماره في جنته، نجدها مع الحراس وهم يضربونها ويجرحوها، ومع حراس السور وهم يأخذون منها نقابها. غير أن عمل الحراس كان هدفه فقط تجديدها. هؤلاء الحراس هم خدام الحبيب؛ فهم لديهم فكره، وهو الذي هداهم في عملهم هذا. ولهذا أيضًا ظهر على الفور تأثير خدمتهم الغنية بالنعمة في رغبة العروس الحارة</w:t>
+      </w:r>
+      <w:r>
+        <w:rPr>
+          <w:rFonts w:hint="cs"/>
+          <w:rtl/>
+          <w:lang w:bidi="ar-SA"/>
+        </w:rPr>
+        <w:t xml:space="preserve"> لحبيبها.</w:t>
+      </w:r>
+    </w:p>
+    <w:p>
+      <w:pPr>
+        <w:rPr>
+          <w:rtl/>
+          <w:lang w:bidi="ar-SA"/>
+        </w:rPr>
+      </w:pPr>
+      <w:r>
+        <w:rPr>
+          <w:rFonts w:hint="cs"/>
+          <w:rtl/>
+          <w:lang w:bidi="ar-SA"/>
+        </w:rPr>
+        <w:t>إن هذا يظهر بوضوح في دعوتها لرفيقاتها، بنات أورشليم. قهي دعتهن: "أ</w:t>
+      </w:r>
+      <w:r>
+        <w:rPr>
+          <w:rtl/>
+          <w:lang w:bidi="ar-SA"/>
+        </w:rPr>
+        <w:t>حَلِّفُكُنَّ يَا بَنَاتِ أُورُشَلِيمَ إِنْ وَجَدْتُنَّ حَبِيبِي أَنْ تُخْبِرْنَهُ بِأَنِّي مَرِيضَةٌ حُبًّا.</w:t>
+      </w:r>
+      <w:r>
+        <w:rPr>
+          <w:rFonts w:hint="cs"/>
+          <w:rtl/>
+          <w:lang w:bidi="ar-SA"/>
+        </w:rPr>
+        <w:t xml:space="preserve">" إن رغبتها المشتاقة لتجديد العلاقة، كما يظهر في هذه الكلمات مؤثرة للغاية. ومع ذلك فإنه من المؤلم بأن نرى شخصًا كان متمتعًا بأكثر محبة حميمة للرب مضطرًا بأن يستفسر لدى مَن لم تكن فيهم هذه المكانة المتميزة، كيف يمكنه أن يجد حبيبه. أولئك لم يكُن مثلها أبدًا مواضيع رقته؛ وإذ كان الألم الذي اختلج نفسها الآن غريبًا كليًا عنهن، لم يتمكنَّ من فهم </w:t>
+      </w:r>
+      <w:r>
+        <w:rPr>
+          <w:rFonts w:hint="cs"/>
+          <w:rtl/>
+          <w:lang w:bidi="ar-SA"/>
+        </w:rPr>
+        <w:t>عواطفها الحارة. لقد فقدت كل شيء مثل مريم التي اعتقدت أنهم أخذوا ربها ولم تكن تعلم أين وضعوه. فإن ضاع فكل العالم كان مجرد برية واسعة، لا بل قبرًا. طوبى للنفس التي تعرف شيئًا من هذا الاختبار!</w:t>
+      </w:r>
+    </w:p>
+    <w:p>
+      <w:pPr>
+        <w:rPr>
+          <w:rtl/>
+          <w:lang w:bidi="ar-SA"/>
+        </w:rPr>
+      </w:pPr>
+      <w:r>
+        <w:rPr>
+          <w:rFonts w:hint="cs"/>
+          <w:rtl/>
+          <w:lang w:bidi="ar-SA"/>
+        </w:rPr>
+        <w:t>إن بنات أورشليم التي لم تكن أعينهن قد انفتحت بعد على فضائل جمال الحبيب والمتعجبات من عواطف محبة العروس التي تستبعد كل شيء آخر، أجبنها: "</w:t>
+      </w:r>
+      <w:r>
+        <w:rPr>
+          <w:rFonts w:ascii="Times New Roman" w:hAnsi="Times New Roman" w:cs="Times New Roman" w:hint="cs"/>
+          <w:rtl/>
+          <w:lang w:bidi="ar-SA"/>
+        </w:rPr>
+        <w:t>​</w:t>
+      </w:r>
+      <w:r>
+        <w:rPr>
+          <w:rFonts w:hint="cs"/>
+          <w:rtl/>
+          <w:lang w:bidi="ar-SA"/>
+        </w:rPr>
+        <w:t>مَا</w:t>
+      </w:r>
+      <w:r>
+        <w:rPr>
+          <w:rtl/>
+          <w:lang w:bidi="ar-SA"/>
+        </w:rPr>
+        <w:t xml:space="preserve"> </w:t>
+      </w:r>
+      <w:r>
+        <w:rPr>
+          <w:rFonts w:hint="cs"/>
+          <w:rtl/>
+          <w:lang w:bidi="ar-SA"/>
+        </w:rPr>
+        <w:t>حَبِيبُكِ</w:t>
+      </w:r>
+      <w:r>
+        <w:rPr>
+          <w:rtl/>
+          <w:lang w:bidi="ar-SA"/>
+        </w:rPr>
+        <w:t xml:space="preserve"> </w:t>
+      </w:r>
+      <w:r>
+        <w:rPr>
+          <w:rFonts w:hint="cs"/>
+          <w:rtl/>
+          <w:lang w:bidi="ar-SA"/>
+        </w:rPr>
+        <w:t>مِنْ</w:t>
+      </w:r>
+      <w:r>
+        <w:rPr>
+          <w:rtl/>
+          <w:lang w:bidi="ar-SA"/>
+        </w:rPr>
+        <w:t xml:space="preserve"> </w:t>
+      </w:r>
+      <w:r>
+        <w:rPr>
+          <w:rFonts w:hint="cs"/>
+          <w:rtl/>
+          <w:lang w:bidi="ar-SA"/>
+        </w:rPr>
+        <w:t>حَبِيبٍ</w:t>
+      </w:r>
+      <w:r>
+        <w:rPr>
+          <w:rtl/>
+          <w:lang w:bidi="ar-SA"/>
+        </w:rPr>
+        <w:t xml:space="preserve"> </w:t>
+      </w:r>
+      <w:r>
+        <w:rPr>
+          <w:rFonts w:hint="cs"/>
+          <w:rtl/>
+          <w:lang w:bidi="ar-SA"/>
+        </w:rPr>
+        <w:t>أَيَّتُهَا</w:t>
+      </w:r>
+      <w:r>
+        <w:rPr>
+          <w:rtl/>
+          <w:lang w:bidi="ar-SA"/>
+        </w:rPr>
+        <w:t xml:space="preserve"> </w:t>
+      </w:r>
+      <w:r>
+        <w:rPr>
+          <w:rFonts w:hint="cs"/>
+          <w:rtl/>
+          <w:lang w:bidi="ar-SA"/>
+        </w:rPr>
+        <w:t>الْجَمِيلَةُ</w:t>
+      </w:r>
+      <w:r>
+        <w:rPr>
+          <w:rtl/>
+          <w:lang w:bidi="ar-SA"/>
+        </w:rPr>
+        <w:t xml:space="preserve"> </w:t>
+      </w:r>
+      <w:r>
+        <w:rPr>
+          <w:rFonts w:hint="cs"/>
+          <w:rtl/>
+          <w:lang w:bidi="ar-SA"/>
+        </w:rPr>
+        <w:t>بَيْنَ</w:t>
+      </w:r>
+      <w:r>
+        <w:rPr>
+          <w:rtl/>
+          <w:lang w:bidi="ar-SA"/>
+        </w:rPr>
+        <w:t xml:space="preserve"> </w:t>
+      </w:r>
+      <w:r>
+        <w:rPr>
+          <w:rFonts w:hint="cs"/>
+          <w:rtl/>
+          <w:lang w:bidi="ar-SA"/>
+        </w:rPr>
+        <w:t>النِّسَاءِ</w:t>
+      </w:r>
+      <w:r>
+        <w:rPr>
+          <w:rtl/>
+          <w:lang w:bidi="ar-SA"/>
+        </w:rPr>
+        <w:t xml:space="preserve">! </w:t>
+      </w:r>
+      <w:r>
+        <w:rPr>
+          <w:rFonts w:hint="cs"/>
+          <w:rtl/>
+          <w:lang w:bidi="ar-SA"/>
+        </w:rPr>
+        <w:t>مَا</w:t>
+      </w:r>
+      <w:r>
+        <w:rPr>
+          <w:rtl/>
+          <w:lang w:bidi="ar-SA"/>
+        </w:rPr>
+        <w:t xml:space="preserve"> </w:t>
+      </w:r>
+      <w:r>
+        <w:rPr>
+          <w:rFonts w:hint="cs"/>
+          <w:rtl/>
+          <w:lang w:bidi="ar-SA"/>
+        </w:rPr>
+        <w:t>حَبِيبُكِ</w:t>
+      </w:r>
+      <w:r>
+        <w:rPr>
+          <w:rtl/>
+          <w:lang w:bidi="ar-SA"/>
+        </w:rPr>
+        <w:t xml:space="preserve"> </w:t>
+      </w:r>
+      <w:r>
+        <w:rPr>
+          <w:rFonts w:hint="cs"/>
+          <w:rtl/>
+          <w:lang w:bidi="ar-SA"/>
+        </w:rPr>
+        <w:t>مِنْ</w:t>
+      </w:r>
+      <w:r>
+        <w:rPr>
+          <w:rtl/>
+          <w:lang w:bidi="ar-SA"/>
+        </w:rPr>
+        <w:t xml:space="preserve"> </w:t>
+      </w:r>
+      <w:r>
+        <w:rPr>
+          <w:rFonts w:hint="cs"/>
+          <w:rtl/>
+          <w:lang w:bidi="ar-SA"/>
+        </w:rPr>
+        <w:t>حَبِيبٍ</w:t>
+      </w:r>
+      <w:r>
+        <w:rPr>
+          <w:rtl/>
+          <w:lang w:bidi="ar-SA"/>
+        </w:rPr>
+        <w:t xml:space="preserve"> </w:t>
+      </w:r>
+      <w:r>
+        <w:rPr>
+          <w:rFonts w:hint="cs"/>
+          <w:rtl/>
+          <w:lang w:bidi="ar-SA"/>
+        </w:rPr>
+        <w:t>حَتَّى</w:t>
+      </w:r>
+      <w:r>
+        <w:rPr>
+          <w:rtl/>
+          <w:lang w:bidi="ar-SA"/>
+        </w:rPr>
+        <w:t xml:space="preserve"> </w:t>
+      </w:r>
+      <w:r>
+        <w:rPr>
+          <w:rFonts w:hint="cs"/>
+          <w:rtl/>
+          <w:lang w:bidi="ar-SA"/>
+        </w:rPr>
+        <w:t>تُحَلِّفِينَا</w:t>
+      </w:r>
+      <w:r>
+        <w:rPr>
+          <w:rtl/>
+          <w:lang w:bidi="ar-SA"/>
+        </w:rPr>
+        <w:t xml:space="preserve"> </w:t>
+      </w:r>
+      <w:r>
+        <w:rPr>
+          <w:rFonts w:hint="cs"/>
+          <w:rtl/>
+          <w:lang w:bidi="ar-SA"/>
+        </w:rPr>
+        <w:t>هكَذَا</w:t>
+      </w:r>
+      <w:r>
+        <w:rPr>
+          <w:rtl/>
+          <w:lang w:bidi="ar-SA"/>
+        </w:rPr>
+        <w:t>!</w:t>
+      </w:r>
+      <w:r>
+        <w:rPr>
+          <w:rFonts w:hint="cs"/>
+          <w:rtl/>
+          <w:lang w:bidi="ar-SA"/>
+        </w:rPr>
+        <w:t>" (عدد 9) هذا السؤال يكشف عن صدق قلبها، مهما بلغت لامبالاتها التي انتهت. وهي ملتهبة في محبتها الشديدة من هذا السؤال، ومتعجبة بأنه هنالك مَن لا ي</w:t>
+      </w:r>
+      <w:r>
+        <w:rPr>
+          <w:rFonts w:hint="cs"/>
+          <w:rtl/>
+          <w:lang w:bidi="ar-SA"/>
+        </w:rPr>
+        <w:t>مكنه أن يرى فضائل حبيبها، انطلقت مستفيضة بوصف متأجج عن صفات جماله، ماكثة بملء الفرح عند كل واحدة من مزاياه وكشفت بذلك كم كانت تعرف الذي كانت تتحدث عنه</w:t>
+      </w:r>
+      <w:r>
+        <w:rPr>
+          <w:rtl/>
+        </w:rPr>
+        <w:t xml:space="preserve"> </w:t>
+      </w:r>
+      <w:r>
+        <w:rPr>
+          <w:rtl/>
+          <w:lang w:bidi="ar-SA"/>
+        </w:rPr>
+        <w:t>بالتفصيل</w:t>
+      </w:r>
+      <w:r>
+        <w:rPr>
+          <w:rFonts w:hint="cs"/>
+          <w:rtl/>
+          <w:lang w:bidi="ar-SA"/>
+        </w:rPr>
+        <w:t>؛ وأخيرًا لخصت كل شيء بالكلمات المشهورة: "</w:t>
+      </w:r>
+      <w:r>
+        <w:rPr>
+          <w:rtl/>
+          <w:lang w:bidi="ar-SA"/>
+        </w:rPr>
+        <w:t>وَكُلُّهُ مُشْتَهَيَاتٌ</w:t>
+      </w:r>
+      <w:r>
+        <w:rPr>
+          <w:rFonts w:hint="cs"/>
+          <w:rtl/>
+          <w:lang w:bidi="ar-SA"/>
+        </w:rPr>
+        <w:t>" ومن ثم توجهت إلى صديقاتها ونادت: "</w:t>
+      </w:r>
+      <w:r>
+        <w:rPr>
+          <w:rtl/>
+          <w:lang w:bidi="ar-SA"/>
+        </w:rPr>
+        <w:t>هذَا حَبِيبِي، وَهذَا خَلِيلِي، يَا بَنَاتِ أُورُشَلِيمَ.</w:t>
+      </w:r>
+      <w:r>
+        <w:rPr>
+          <w:rFonts w:hint="cs"/>
+          <w:rtl/>
+          <w:lang w:bidi="ar-SA"/>
+        </w:rPr>
+        <w:t>"</w:t>
+      </w:r>
+    </w:p>
+    <w:p>
+      <w:pPr>
+        <w:rPr>
+          <w:rtl/>
+          <w:lang w:bidi="ar-SA"/>
+        </w:rPr>
+      </w:pPr>
+      <w:r>
+        <w:rPr>
+          <w:rFonts w:hint="cs"/>
+          <w:rtl/>
+          <w:lang w:bidi="ar-SA"/>
+        </w:rPr>
+        <w:t xml:space="preserve">إن كلمات العروس هي شهادة رائعة عن الحبيب؛ وسر هذه الشهادة، كما وقوتها كان قلبًا فياضًا. وقلب الحبيب فاض من كلام صالح. ولذا قالت أشعارها عن الملك (مزمور 45: 1). إن هذا دومًا سر </w:t>
+      </w:r>
+      <w:r>
+        <w:rPr>
+          <w:rFonts w:hint="cs"/>
+          <w:rtl/>
+          <w:lang w:bidi="ar-SA"/>
+        </w:rPr>
+        <w:t>القدرة على الشهادة عن المسيح. فأولاً لا بد وأن أتعرف عليه (أعرفه)، ومن ثم لا بد لقلبي أن يمتلئ به هو، بعواطف محبته، نعمته وكماله. هذه هي الخمر الجيدة "</w:t>
+      </w:r>
+      <w:r>
+        <w:rPr>
+          <w:rtl/>
+          <w:lang w:bidi="ar-SA"/>
+        </w:rPr>
+        <w:t xml:space="preserve">لِحَبِيبِي السَّائِغَةُ </w:t>
+      </w:r>
+      <w:proofErr w:type="spellStart"/>
+      <w:r>
+        <w:rPr>
+          <w:rtl/>
+          <w:lang w:bidi="ar-SA"/>
+        </w:rPr>
+        <w:t>الْمُرَقْرِقَةُ</w:t>
+      </w:r>
+      <w:proofErr w:type="spellEnd"/>
+      <w:r>
+        <w:rPr>
+          <w:rtl/>
+          <w:lang w:bidi="ar-SA"/>
+        </w:rPr>
+        <w:t xml:space="preserve"> السَّائِحَةُ عَلَى شِفَاهِ النَّائِمِينَ</w:t>
+      </w:r>
+      <w:r>
+        <w:rPr>
+          <w:rFonts w:hint="cs"/>
+          <w:rtl/>
+          <w:lang w:bidi="ar-SA"/>
+        </w:rPr>
+        <w:t>" (إصحاح 7: 9).</w:t>
+      </w:r>
+    </w:p>
+    <w:p>
+      <w:pPr>
+        <w:rPr>
+          <w:rtl/>
+          <w:lang w:bidi="ar-SA"/>
+        </w:rPr>
+      </w:pPr>
+      <w:r>
+        <w:rPr>
+          <w:rFonts w:hint="cs"/>
+          <w:rtl/>
+          <w:lang w:bidi="ar-SA"/>
+        </w:rPr>
+        <w:t>هنالك لا زالت ثلاث نقاط في المقطع الذي أمامنا، والتي نود بأن نلفت انتباه القارئ إليها. الأولى هي تأثير شهادة العروس. في بنات أورشليم تتحرك الرغبة بالبحث مع العروس عن الحبيب. تمامًا كما هو مع تلاميذ يوحنا المعمدان، من بعدما أن نظر يسوع بقلب تملأه الدهشة وقال عنه: "</w:t>
+      </w:r>
+      <w:r>
+        <w:rPr>
+          <w:rtl/>
+          <w:lang w:bidi="ar-SA"/>
+        </w:rPr>
+        <w:t>هُوَذَا حَمَلُ اللهِ</w:t>
+      </w:r>
+      <w:r>
+        <w:rPr>
+          <w:rFonts w:hint="cs"/>
+          <w:rtl/>
+          <w:lang w:bidi="ar-SA"/>
+        </w:rPr>
+        <w:t>!" تركوا معلمهم وتبعوا يسوع الذي شهد عنه، هكذا أيضًا صديقات العروس انجذبن بدافع شهادتها بشكل لا تُقاوم نحو الحبيب. لا شيء يشكل تأثير على النفوس أقوى من شهادة قلب مستفيض</w:t>
+      </w:r>
+      <w:r>
+        <w:rPr>
+          <w:rFonts w:hint="cs"/>
+          <w:rtl/>
+          <w:lang w:bidi="ar-SA"/>
+        </w:rPr>
+        <w:t>، مقدّمة بقوة الروح القدس.</w:t>
+      </w:r>
+    </w:p>
+    <w:p>
+      <w:pPr>
+        <w:rPr>
+          <w:rtl/>
+          <w:lang w:bidi="ar-SA"/>
+        </w:rPr>
+      </w:pPr>
+      <w:r>
+        <w:rPr>
+          <w:rFonts w:hint="cs"/>
+          <w:rtl/>
+          <w:lang w:bidi="ar-SA"/>
+        </w:rPr>
+        <w:t xml:space="preserve">ثانيًا فإن تجديد علاقة نفس العروس متكامل. </w:t>
+      </w:r>
+      <w:r>
+        <w:rPr>
+          <w:rFonts w:hint="cs"/>
+          <w:rtl/>
+          <w:lang w:bidi="ar-SA"/>
+        </w:rPr>
+        <w:t>إن أسئلة بنات أورشليم حركت أحشاءها، وإذ عبّرت بفرح عن فضائل حبيبها، حدث في داخلها عمل؛ فمحبتها انتعشت، وعلى الفور اكتشفت أين هو موضوع أشواق حنينها؛ فقد قالت لصديقاتها: "</w:t>
+      </w:r>
+      <w:r>
+        <w:rPr>
+          <w:rtl/>
+          <w:lang w:bidi="ar-SA"/>
+        </w:rPr>
+        <w:t>حَبِيبِي نَزَلَ إِلَى جَنَّتِهِ، إِلَى خَمَائِلِ الطِّيبِ، لِيَرْعَى فِي الْجَنَّاتِ، وَيَجْمَعَ السَّوْسَنَ.</w:t>
+      </w:r>
+      <w:r>
+        <w:rPr>
+          <w:rFonts w:hint="cs"/>
+          <w:rtl/>
+          <w:lang w:bidi="ar-SA"/>
+        </w:rPr>
+        <w:t>" يا ليت قارئ هذه الصورة في التجديد الإلهي ينتبه جيدًا! كلما كانت النفوس واقعة في حالة من البرود التي تفقد للحياة، كلما اكتشفت عوزًا لديها للقوة الروحية، ما عليها إلا أن تنشغل بكمالات ومراحم المسيح المتنوعة، كما هي معلنة في الكلمة؛ وفيما هي منشغلة ب</w:t>
+      </w:r>
+      <w:r>
+        <w:rPr>
+          <w:rFonts w:hint="cs"/>
+          <w:rtl/>
+          <w:lang w:bidi="ar-SA"/>
+        </w:rPr>
+        <w:t>ما هو لها، عليها أيضًا بأن تمجّد سماته وصفاته الجذابة أمام الآخرين. وعندها سيختبرون كيف سريعًا ما ستلتهب</w:t>
+      </w:r>
+      <w:r>
+        <w:rPr>
+          <w:rtl/>
+        </w:rPr>
+        <w:t xml:space="preserve"> </w:t>
+      </w:r>
+      <w:r>
+        <w:rPr>
+          <w:rtl/>
+          <w:lang w:bidi="ar-SA"/>
+        </w:rPr>
+        <w:t>قلوبهم</w:t>
+      </w:r>
+      <w:r>
+        <w:rPr>
+          <w:rFonts w:hint="cs"/>
+          <w:rtl/>
+          <w:lang w:bidi="ar-SA"/>
+        </w:rPr>
+        <w:t xml:space="preserve"> ثانية بنار المحبة العائدة ويفرحون في تمتعهم بحضوره ومحبته من جديد.</w:t>
+      </w:r>
+    </w:p>
+    <w:p>
+      <w:pPr>
+        <w:rPr>
+          <w:lang w:bidi="ar-SA"/>
+        </w:rPr>
+      </w:pPr>
+      <w:r>
+        <w:rPr>
+          <w:rFonts w:hint="cs"/>
+          <w:rtl/>
+          <w:lang w:bidi="ar-SA"/>
+        </w:rPr>
+        <w:t xml:space="preserve">النقطة الثالثة هي أن الحبيب مباشرة من بعد تجديد نفس عروسه، شهد لها عن مدى </w:t>
+      </w:r>
+      <w:proofErr w:type="spellStart"/>
+      <w:r>
+        <w:rPr>
+          <w:rFonts w:hint="cs"/>
+          <w:rtl/>
+          <w:lang w:bidi="ar-SA"/>
+        </w:rPr>
+        <w:t>غلاوتها</w:t>
+      </w:r>
+      <w:proofErr w:type="spellEnd"/>
+      <w:r>
+        <w:rPr>
+          <w:rFonts w:hint="cs"/>
+          <w:rtl/>
+          <w:lang w:bidi="ar-SA"/>
+        </w:rPr>
+        <w:t xml:space="preserve"> في عينيه، وكم هو يقدّر محبتها له. باختصار: من بعد تجديدها تأتي شركة المحبة. </w:t>
+      </w:r>
+      <w:r>
+        <w:rPr>
+          <w:rtl/>
+          <w:lang w:bidi="ar-SA"/>
+        </w:rPr>
+        <w:t>–</w:t>
+      </w:r>
+      <w:r>
+        <w:rPr>
+          <w:rFonts w:hint="cs"/>
+          <w:rtl/>
+          <w:lang w:bidi="ar-SA"/>
+        </w:rPr>
+        <w:t xml:space="preserve"> يا ليت الكاتب وقارئ هذه السطور أيضًا لا يكتفيا</w:t>
+      </w:r>
+      <w:r>
+        <w:rPr>
+          <w:rFonts w:hint="cs"/>
+          <w:rtl/>
+          <w:lang w:bidi="ar-SA"/>
+        </w:rPr>
+        <w:t>ن</w:t>
+      </w:r>
+      <w:r>
+        <w:rPr>
+          <w:rFonts w:hint="cs"/>
+          <w:rtl/>
+          <w:lang w:bidi="ar-SA"/>
+        </w:rPr>
+        <w:t xml:space="preserve"> ب</w:t>
+      </w:r>
+      <w:r>
+        <w:rPr>
+          <w:rFonts w:hint="cs"/>
+          <w:rtl/>
+          <w:lang w:bidi="ar-SA"/>
+        </w:rPr>
+        <w:t xml:space="preserve">ما هو </w:t>
+      </w:r>
+      <w:r>
+        <w:rPr>
+          <w:rFonts w:hint="cs"/>
+          <w:rtl/>
+          <w:lang w:bidi="ar-SA"/>
+        </w:rPr>
+        <w:t>أقل من شركة مستديمة في محبة المسيح!</w:t>
+      </w:r>
     </w:p>
     <w:sectPr>
-      <w:pgSz w:w="11906" w:h="16838"/>
-      <w:pgMar w:top="1440" w:right="1440" w:bottom="1440" w:left="1440" w:header="708" w:footer="708" w:gutter="0"/>
-      <w:cols w:space="708"/>
+      <w:pgSz w:w="12240" w:h="15840"/>
+      <w:pgMar w:top="1440" w:right="1800" w:bottom="1440" w:left="1800" w:header="720" w:footer="720" w:gutter="0"/>
+      <w:cols w:space="720"/>
       <w:docGrid w:linePitch="360"/>
     </w:sectPr>
   </w:body>
 </w:document>
+</file>
+
+<file path=word/endnotes.xml><?xml version="1.0" encoding="utf-8"?>
+<w:endnotes xmlns:wpc="http://schemas.microsoft.com/office/word/2010/wordprocessingCanvas" xmlns:cx="http://schemas.microsoft.com/office/drawing/2014/chartex" xmlns:cx1="http://schemas.microsoft.com/office/drawing/2015/9/8/chartex" xmlns:cx2="http://schemas.microsoft.com/office/drawing/2015/10/21/chartex" xmlns:cx3="http://schemas.microsoft.com/office/drawing/2016/5/9/chartex" xmlns:cx4="http://schemas.microsoft.com/office/drawing/2016/5/10/chartex" xmlns:cx5="http://schemas.microsoft.com/office/drawing/2016/5/11/chartex" xmlns:cx6="http://schemas.microsoft.com/office/drawing/2016/5/12/chartex" xmlns:cx7="http://schemas.microsoft.com/office/drawing/2016/5/13/chartex" xmlns:cx8="http://schemas.microsoft.com/office/drawing/2016/5/14/chartex" xmlns:mc="http://schemas.openxmlformats.org/markup-compatibility/2006" xmlns:aink="http://schemas.microsoft.com/office/drawing/2016/ink" xmlns:am3d="http://schemas.microsoft.com/office/drawing/2017/model3d" xmlns:o="urn:schemas-microsoft-com:office:office" xmlns:oel="http://schemas.microsoft.com/office/2019/extlst" xmlns:r="http://schemas.openxmlformats.org/officeDocument/2006/relationships" xmlns:m="http://schemas.openxmlformats.org/officeDocument/2006/math" xmlns:v="urn:schemas-microsoft-com:vml" xmlns:wp14="http://schemas.microsoft.com/office/word/2010/wordprocessingDrawing" xmlns:wp="http://schemas.openxmlformats.org/drawingml/2006/wordprocessingDrawing" xmlns:w10="urn:schemas-microsoft-com:office:word" xmlns:w="http://schemas.openxmlformats.org/wordprocessingml/2006/main" xmlns:w14="http://schemas.microsoft.com/office/word/2010/wordml" xmlns:w15="http://schemas.microsoft.com/office/word/2012/wordml" xmlns:w16cex="http://schemas.microsoft.com/office/word/2018/wordml/cex" xmlns:w16cid="http://schemas.microsoft.com/office/word/2016/wordml/cid" xmlns:w16="http://schemas.microsoft.com/office/word/2018/wordml" xmlns:w16sdtdh="http://schemas.microsoft.com/office/word/2020/wordml/sdtdatahash" xmlns:w16se="http://schemas.microsoft.com/office/word/2015/wordml/symex" xmlns:wpg="http://schemas.microsoft.com/office/word/2010/wordprocessingGroup" xmlns:wpi="http://schemas.microsoft.com/office/word/2010/wordprocessingInk" xmlns:wne="http://schemas.microsoft.com/office/word/2006/wordml" xmlns:wps="http://schemas.microsoft.com/office/word/2010/wordprocessingShape" mc:Ignorable="w14 w15 w16se w16cid w16 w16cex w16sdtdh wp14">
+  <w:endnote w:type="separator" w:id="-1">
+    <w:p>
+      <w:pPr>
+        <w:spacing w:after="0" w:line="240" w:lineRule="auto"/>
+      </w:pPr>
+      <w:r>
+        <w:separator/>
+      </w:r>
+    </w:p>
+  </w:endnote>
+  <w:endnote w:type="continuationSeparator" w:id="0">
+    <w:p>
+      <w:pPr>
+        <w:spacing w:after="0" w:line="240" w:lineRule="auto"/>
+      </w:pPr>
+      <w:r>
+        <w:continuationSeparator/>
+      </w:r>
+    </w:p>
+  </w:endnote>
+</w:endnotes>
+</file>
+
+<file path=word/footnotes.xml><?xml version="1.0" encoding="utf-8"?>
+<w:footnotes xmlns:wpc="http://schemas.microsoft.com/office/word/2010/wordprocessingCanvas" xmlns:cx="http://schemas.microsoft.com/office/drawing/2014/chartex" xmlns:cx1="http://schemas.microsoft.com/office/drawing/2015/9/8/chartex" xmlns:cx2="http://schemas.microsoft.com/office/drawing/2015/10/21/chartex" xmlns:cx3="http://schemas.microsoft.com/office/drawing/2016/5/9/chartex" xmlns:cx4="http://schemas.microsoft.com/office/drawing/2016/5/10/chartex" xmlns:cx5="http://schemas.microsoft.com/office/drawing/2016/5/11/chartex" xmlns:cx6="http://schemas.microsoft.com/office/drawing/2016/5/12/chartex" xmlns:cx7="http://schemas.microsoft.com/office/drawing/2016/5/13/chartex" xmlns:cx8="http://schemas.microsoft.com/office/drawing/2016/5/14/chartex" xmlns:mc="http://schemas.openxmlformats.org/markup-compatibility/2006" xmlns:aink="http://schemas.microsoft.com/office/drawing/2016/ink" xmlns:am3d="http://schemas.microsoft.com/office/drawing/2017/model3d" xmlns:o="urn:schemas-microsoft-com:office:office" xmlns:oel="http://schemas.microsoft.com/office/2019/extlst" xmlns:r="http://schemas.openxmlformats.org/officeDocument/2006/relationships" xmlns:m="http://schemas.openxmlformats.org/officeDocument/2006/math" xmlns:v="urn:schemas-microsoft-com:vml" xmlns:wp14="http://schemas.microsoft.com/office/word/2010/wordprocessingDrawing" xmlns:wp="http://schemas.openxmlformats.org/drawingml/2006/wordprocessingDrawing" xmlns:w10="urn:schemas-microsoft-com:office:word" xmlns:w="http://schemas.openxmlformats.org/wordprocessingml/2006/main" xmlns:w14="http://schemas.microsoft.com/office/word/2010/wordml" xmlns:w15="http://schemas.microsoft.com/office/word/2012/wordml" xmlns:w16cex="http://schemas.microsoft.com/office/word/2018/wordml/cex" xmlns:w16cid="http://schemas.microsoft.com/office/word/2016/wordml/cid" xmlns:w16="http://schemas.microsoft.com/office/word/2018/wordml" xmlns:w16sdtdh="http://schemas.microsoft.com/office/word/2020/wordml/sdtdatahash" xmlns:w16se="http://schemas.microsoft.com/office/word/2015/wordml/symex" xmlns:wpg="http://schemas.microsoft.com/office/word/2010/wordprocessingGroup" xmlns:wpi="http://schemas.microsoft.com/office/word/2010/wordprocessingInk" xmlns:wne="http://schemas.microsoft.com/office/word/2006/wordml" xmlns:wps="http://schemas.microsoft.com/office/word/2010/wordprocessingShape" mc:Ignorable="w14 w15 w16se w16cid w16 w16cex w16sdtdh wp14">
+  <w:footnote w:type="separator" w:id="-1">
+    <w:p>
+      <w:pPr>
+        <w:spacing w:after="0" w:line="240" w:lineRule="auto"/>
+      </w:pPr>
+      <w:r>
+        <w:separator/>
+      </w:r>
+    </w:p>
+  </w:footnote>
+  <w:footnote w:type="continuationSeparator" w:id="0">
+    <w:p>
+      <w:pPr>
+        <w:spacing w:after="0" w:line="240" w:lineRule="auto"/>
+      </w:pPr>
+      <w:r>
+        <w:continuationSeparator/>
+      </w:r>
+    </w:p>
+  </w:footnote>
+  <w:footnote w:id="1">
+    <w:p>
+      <w:pPr>
+        <w:pStyle w:val="FootnoteText"/>
+        <w:rPr>
+          <w:rFonts w:hint="cs"/>
+          <w:b/>
+          <w:bCs/>
+          <w:sz w:val="26"/>
+          <w:szCs w:val="26"/>
+          <w:rtl/>
+          <w:lang w:bidi="ar-LB"/>
+        </w:rPr>
+      </w:pPr>
+      <w:r>
+        <w:rPr>
+          <w:rStyle w:val="FootnoteReference"/>
+          <w:b/>
+          <w:bCs/>
+          <w:sz w:val="26"/>
+          <w:szCs w:val="26"/>
+        </w:rPr>
+        <w:footnoteRef/>
+      </w:r>
+      <w:r>
+        <w:rPr>
+          <w:b/>
+          <w:bCs/>
+          <w:sz w:val="26"/>
+          <w:szCs w:val="26"/>
+          <w:rtl/>
+        </w:rPr>
+        <w:t xml:space="preserve"> </w:t>
+      </w:r>
+      <w:r>
+        <w:rPr>
+          <w:rFonts w:hint="cs"/>
+          <w:b/>
+          <w:bCs/>
+          <w:sz w:val="26"/>
+          <w:szCs w:val="26"/>
+          <w:rtl/>
+        </w:rPr>
+        <w:t xml:space="preserve">إن العروس في نشيد الأنشاد هي عروس المسيح الأرضية، بقية إسرائيل التي سيعود ويتحد بها الرب في نهاية الأيام </w:t>
+      </w:r>
+      <w:r>
+        <w:rPr>
+          <w:rFonts w:hint="cs"/>
+          <w:b/>
+          <w:bCs/>
+          <w:sz w:val="26"/>
+          <w:szCs w:val="26"/>
+          <w:rtl/>
+          <w:lang w:bidi="ar-LB"/>
+        </w:rPr>
+        <w:t>بالنعمة، وسيوقظ في قلوبهم ـحر الأشواق والعواطف نحوه "الحبيب"، "الملك". فعلى الرغم من أنه يمكننا أن نستخرج من نشيد الأنشاد تعاليمًا أدبية ثمينة لنا، لكل مؤمن فرد كما يحدث في المقطع أعلاه، إلا أنه لا يحق لنا أن نخلط العروس في نشيد الأنشاد بالعروس السماوية، امرأة الحمل. الأخيرة، وبالرغم من أن عرس الحمل لم يأتِ بعد، فإنها تقف في قلب الإعلانات التي تم الكشف عنها لها ولخلاصها الكامل إلى الأبد، وتتمتع بالفعل بعلاقة حقًا قد تشكلت ومعروفة وقيّمة. إنها مرتبطة بارتباط لا يُحلّ مع حبيبها، وهي تنتظر بكامل ثقة أكثر عروس محبوبة في الوجود لربها وعريسها، حتى تدخل معه إلى أمجاد بيت الآب وتكون معه إلى الأبد.</w:t>
+      </w:r>
+    </w:p>
+  </w:footnote>
+</w:footnotes>
 </file>
 
 <file path=word/styles.xml><?xml version="1.0" encoding="utf-8"?>
@@ -241,9 +1936,11 @@
     <w:rPrDefault>
       <w:rPr>
         <w:rFonts w:ascii="Sakkal Majalla" w:eastAsiaTheme="minorHAnsi" w:hAnsi="Sakkal Majalla" w:cs="Sakkal Majalla"/>
+        <w:kern w:val="2"/>
         <w:sz w:val="28"/>
         <w:szCs w:val="28"/>
-        <w:lang w:val="en-IL" w:eastAsia="en-US" w:bidi="he-IL"/>
+        <w:lang w:val="en-US" w:eastAsia="en-US" w:bidi="he-IL"/>
+        <w14:ligatures w14:val="standardContextual"/>
       </w:rPr>
     </w:rPrDefault>
     <w:pPrDefault>
@@ -635,11 +2332,9 @@
   <w:style w:type="paragraph" w:default="1" w:styleId="Normal">
     <w:name w:val="Normal"/>
     <w:qFormat/>
-    <w:rsid w:val="003348A6"/>
-    <w:pPr>
-      <w:bidi w:val="0"/>
-      <w:jc w:val="left"/>
-    </w:pPr>
+    <w:rPr>
+      <w:lang w:bidi="ar-EG"/>
+    </w:rPr>
   </w:style>
   <w:style w:type="character" w:default="1" w:styleId="DefaultParagraphFont">
     <w:name w:val="Default Paragraph Font"/>
@@ -673,10 +2368,74 @@
     <w:basedOn w:val="DefaultParagraphFont"/>
     <w:uiPriority w:val="99"/>
     <w:unhideWhenUsed/>
-    <w:rsid w:val="003348A6"/>
+    <w:rsid w:val="009E5335"/>
     <w:rPr>
       <w:color w:val="0563C1" w:themeColor="hyperlink"/>
       <w:u w:val="single"/>
+    </w:rPr>
+  </w:style>
+  <w:style w:type="character" w:styleId="UnresolvedMention">
+    <w:name w:val="Unresolved Mention"/>
+    <w:basedOn w:val="DefaultParagraphFont"/>
+    <w:uiPriority w:val="99"/>
+    <w:semiHidden/>
+    <w:unhideWhenUsed/>
+    <w:rsid w:val="009E5335"/>
+    <w:rPr>
+      <w:color w:val="605E5C"/>
+      <w:shd w:val="clear" w:color="auto" w:fill="E1DFDD"/>
+    </w:rPr>
+  </w:style>
+  <w:style w:type="character" w:styleId="FollowedHyperlink">
+    <w:name w:val="FollowedHyperlink"/>
+    <w:basedOn w:val="DefaultParagraphFont"/>
+    <w:uiPriority w:val="99"/>
+    <w:semiHidden/>
+    <w:unhideWhenUsed/>
+    <w:rsid w:val="00417947"/>
+    <w:rPr>
+      <w:color w:val="954F72" w:themeColor="followedHyperlink"/>
+      <w:u w:val="single"/>
+    </w:rPr>
+  </w:style>
+  <w:style w:type="paragraph" w:styleId="FootnoteText">
+    <w:name w:val="footnote text"/>
+    <w:basedOn w:val="Normal"/>
+    <w:link w:val="FootnoteTextChar"/>
+    <w:uiPriority w:val="99"/>
+    <w:semiHidden/>
+    <w:unhideWhenUsed/>
+    <w:rsid w:val="00A47C84"/>
+    <w:pPr>
+      <w:spacing w:after="0" w:line="240" w:lineRule="auto"/>
+    </w:pPr>
+    <w:rPr>
+      <w:sz w:val="20"/>
+      <w:szCs w:val="20"/>
+    </w:rPr>
+  </w:style>
+  <w:style w:type="character" w:customStyle="1" w:styleId="FootnoteTextChar">
+    <w:name w:val="Footnote Text Char"/>
+    <w:basedOn w:val="DefaultParagraphFont"/>
+    <w:link w:val="FootnoteText"/>
+    <w:uiPriority w:val="99"/>
+    <w:semiHidden/>
+    <w:rsid w:val="00A47C84"/>
+    <w:rPr>
+      <w:sz w:val="20"/>
+      <w:szCs w:val="20"/>
+      <w:lang w:bidi="ar-EG"/>
+    </w:rPr>
+  </w:style>
+  <w:style w:type="character" w:styleId="FootnoteReference">
+    <w:name w:val="footnote reference"/>
+    <w:basedOn w:val="DefaultParagraphFont"/>
+    <w:uiPriority w:val="99"/>
+    <w:semiHidden/>
+    <w:unhideWhenUsed/>
+    <w:rsid w:val="00A47C84"/>
+    <w:rPr>
+      <w:vertAlign w:val="superscript"/>
     </w:rPr>
   </w:style>
 </w:styles>
@@ -975,4 +2734,16 @@
     </a:ext>
   </a:extLst>
 </a:theme>
+</file>
+
+<file path=customXml/item1.xml><?xml version="1.0" encoding="utf-8"?>
+<b:Sources xmlns:b="http://schemas.openxmlformats.org/officeDocument/2006/bibliography" xmlns="http://schemas.openxmlformats.org/officeDocument/2006/bibliography" SelectedStyle="\APASixthEditionOfficeOnline.xsl" StyleName="APA" Version="6"/>
+</file>
+
+<file path=customXml/itemProps1.xml><?xml version="1.0" encoding="utf-8"?>
+<ds:datastoreItem xmlns:ds="http://schemas.openxmlformats.org/officeDocument/2006/customXml" ds:itemID="{86461144-526F-4955-B3F5-B2109E47E230}">
+  <ds:schemaRefs>
+    <ds:schemaRef ds:uri="http://schemas.openxmlformats.org/officeDocument/2006/bibliography"/>
+  </ds:schemaRefs>
+</ds:datastoreItem>
 </file>